--- a/flow/20230927_hours/pascha/тиждень-7/7-0.docx
+++ b/flow/20230927_hours/pascha/тиждень-7/7-0.docx
@@ -1,6 +1,6 @@
 
 <file path=word/document.xml><?xml version="1.0" encoding="utf-8"?>
-<w:document xmlns:wpc="http://schemas.microsoft.com/office/word/2010/wordprocessingCanvas" xmlns:cx="http://schemas.microsoft.com/office/drawing/2014/chartex" xmlns:cx1="http://schemas.microsoft.com/office/drawing/2015/9/8/chartex" xmlns:cx2="http://schemas.microsoft.com/office/drawing/2015/10/21/chartex" xmlns:cx3="http://schemas.microsoft.com/office/drawing/2016/5/9/chartex" xmlns:cx4="http://schemas.microsoft.com/office/drawing/2016/5/10/chartex" xmlns:cx5="http://schemas.microsoft.com/office/drawing/2016/5/11/chartex" xmlns:cx6="http://schemas.microsoft.com/office/drawing/2016/5/12/chartex" xmlns:cx7="http://schemas.microsoft.com/office/drawing/2016/5/13/chartex" xmlns:cx8="http://schemas.microsoft.com/office/drawing/2016/5/14/chartex" xmlns:mc="http://schemas.openxmlformats.org/markup-compatibility/2006" xmlns:aink="http://schemas.microsoft.com/office/drawing/2016/ink" xmlns:am3d="http://schemas.microsoft.com/office/drawing/2017/model3d" xmlns:o="urn:schemas-microsoft-com:office:office" xmlns:oel="http://schemas.microsoft.com/office/2019/extlst" xmlns:r="http://schemas.openxmlformats.org/officeDocument/2006/relationships" xmlns:m="http://schemas.openxmlformats.org/officeDocument/2006/math" xmlns:v="urn:schemas-microsoft-com:vml" xmlns:wp14="http://schemas.microsoft.com/office/word/2010/wordprocessingDrawing" xmlns:wp="http://schemas.openxmlformats.org/drawingml/2006/wordprocessingDrawing" xmlns:w10="urn:schemas-microsoft-com:office:word" xmlns:w="http://schemas.openxmlformats.org/wordprocessingml/2006/main" xmlns:w14="http://schemas.microsoft.com/office/word/2010/wordml" xmlns:w15="http://schemas.microsoft.com/office/word/2012/wordml" xmlns:w16cex="http://schemas.microsoft.com/office/word/2018/wordml/cex" xmlns:w16cid="http://schemas.microsoft.com/office/word/2016/wordml/cid" xmlns:w16="http://schemas.microsoft.com/office/word/2018/wordml" xmlns:w16sdtdh="http://schemas.microsoft.com/office/word/2020/wordml/sdtdatahash" xmlns:w16se="http://schemas.microsoft.com/office/word/2015/wordml/symex" xmlns:wpg="http://schemas.microsoft.com/office/word/2010/wordprocessingGroup" xmlns:wpi="http://schemas.microsoft.com/office/word/2010/wordprocessingInk" xmlns:wne="http://schemas.microsoft.com/office/word/2006/wordml" xmlns:wps="http://schemas.microsoft.com/office/word/2010/wordprocessingShape" mc:Ignorable="w14 w15 w16se w16cid w16 w16cex w16sdtdh wp14">
+<w:document xmlns:wpc="http://schemas.microsoft.com/office/word/2010/wordprocessingCanvas" xmlns:cx="http://schemas.microsoft.com/office/drawing/2014/chartex" xmlns:cx1="http://schemas.microsoft.com/office/drawing/2015/9/8/chartex" xmlns:cx2="http://schemas.microsoft.com/office/drawing/2015/10/21/chartex" xmlns:cx3="http://schemas.microsoft.com/office/drawing/2016/5/9/chartex" xmlns:cx4="http://schemas.microsoft.com/office/drawing/2016/5/10/chartex" xmlns:cx5="http://schemas.microsoft.com/office/drawing/2016/5/11/chartex" xmlns:cx6="http://schemas.microsoft.com/office/drawing/2016/5/12/chartex" xmlns:cx7="http://schemas.microsoft.com/office/drawing/2016/5/13/chartex" xmlns:cx8="http://schemas.microsoft.com/office/drawing/2016/5/14/chartex" xmlns:mc="http://schemas.openxmlformats.org/markup-compatibility/2006" xmlns:aink="http://schemas.microsoft.com/office/drawing/2016/ink" xmlns:am3d="http://schemas.microsoft.com/office/drawing/2017/model3d" xmlns:o="urn:schemas-microsoft-com:office:office" xmlns:r="http://schemas.openxmlformats.org/officeDocument/2006/relationships" xmlns:m="http://schemas.openxmlformats.org/officeDocument/2006/math" xmlns:v="urn:schemas-microsoft-com:vml" xmlns:wp14="http://schemas.microsoft.com/office/word/2010/wordprocessingDrawing" xmlns:wp="http://schemas.openxmlformats.org/drawingml/2006/wordprocessingDrawing" xmlns:w10="urn:schemas-microsoft-com:office:word" xmlns:w="http://schemas.openxmlformats.org/wordprocessingml/2006/main" xmlns:w14="http://schemas.microsoft.com/office/word/2010/wordml" xmlns:w15="http://schemas.microsoft.com/office/word/2012/wordml" xmlns:w16cex="http://schemas.microsoft.com/office/word/2018/wordml/cex" xmlns:w16cid="http://schemas.microsoft.com/office/word/2016/wordml/cid" xmlns:w16="http://schemas.microsoft.com/office/word/2018/wordml" xmlns:w16sdtdh="http://schemas.microsoft.com/office/word/2020/wordml/sdtdatahash" xmlns:w16se="http://schemas.microsoft.com/office/word/2015/wordml/symex" xmlns:wpg="http://schemas.microsoft.com/office/word/2010/wordprocessingGroup" xmlns:wpi="http://schemas.microsoft.com/office/word/2010/wordprocessingInk" xmlns:wne="http://schemas.microsoft.com/office/word/2006/wordml" xmlns:wps="http://schemas.microsoft.com/office/word/2010/wordprocessingShape" mc:Ignorable="w14 w15 w16se w16cid w16 w16cex w16sdtdh wp14">
   <w:body>
     <w:p>
       <w:pPr>
@@ -105,22 +105,6 @@
           <w:rFonts w:ascii="Times New Roman" w:hAnsi="Times New Roman"/>
           <w:sz w:val="24"/>
         </w:rPr>
-        <w:t>Царю небесний, утішителю, Душе істини,* що всюди єси і все наповняєш,* скарбе дібр і життя подателю,* прийди і вселися в нас,* і очисти нас від усякої скверни,* і спаси, Благий, душі наші.</w:t>
-      </w:r>
-    </w:p>
-    <w:p>
-      <w:pPr>
-        <w:spacing w:line="240" w:lineRule="auto"/>
-        <w:rPr>
-          <w:rFonts w:ascii="Times New Roman" w:hAnsi="Times New Roman"/>
-          <w:sz w:val="24"/>
-        </w:rPr>
-      </w:pPr>
-      <w:r>
-        <w:rPr>
-          <w:rFonts w:ascii="Times New Roman" w:hAnsi="Times New Roman"/>
-          <w:sz w:val="24"/>
-        </w:rPr>
         <w:t xml:space="preserve">Святий Боже, святий Кріпкий, святий Безсмертний, помилуй нас </w:t>
       </w:r>
       <w:r>
@@ -630,39 +614,39 @@
           <w:rFonts w:ascii="Times New Roman" w:hAnsi="Times New Roman"/>
           <w:sz w:val="24"/>
         </w:rPr>
+        <w:t>І всі ті, що до тебе прибігають,* будуть радіти, вони повіки весело гукатимуть.</w:t>
+      </w:r>
+    </w:p>
+    <w:p>
+      <w:pPr>
+        <w:spacing w:line="240" w:lineRule="auto"/>
+        <w:rPr>
+          <w:rFonts w:ascii="Times New Roman" w:hAnsi="Times New Roman"/>
+          <w:sz w:val="24"/>
+        </w:rPr>
+      </w:pPr>
+      <w:r>
+        <w:rPr>
+          <w:rFonts w:ascii="Times New Roman" w:hAnsi="Times New Roman"/>
+          <w:sz w:val="24"/>
+        </w:rPr>
+        <w:t>Захисти їх, і нехай тобою веселяться ті,* що люблять твоє ім'я.</w:t>
+      </w:r>
+    </w:p>
+    <w:p>
+      <w:pPr>
+        <w:spacing w:line="240" w:lineRule="auto"/>
+        <w:rPr>
+          <w:rFonts w:ascii="Times New Roman" w:hAnsi="Times New Roman"/>
+          <w:sz w:val="24"/>
+        </w:rPr>
+      </w:pPr>
+      <w:r>
+        <w:rPr>
+          <w:rFonts w:ascii="Times New Roman" w:hAnsi="Times New Roman"/>
+          <w:sz w:val="24"/>
+        </w:rPr>
         <w:lastRenderedPageBreak/>
-        <w:t>І всі ті, що до тебе прибігають,* будуть радіти, вони повіки весело гукатимуть.</w:t>
-      </w:r>
-    </w:p>
-    <w:p>
-      <w:pPr>
-        <w:spacing w:line="240" w:lineRule="auto"/>
-        <w:rPr>
-          <w:rFonts w:ascii="Times New Roman" w:hAnsi="Times New Roman"/>
-          <w:sz w:val="24"/>
-        </w:rPr>
-      </w:pPr>
-      <w:r>
-        <w:rPr>
-          <w:rFonts w:ascii="Times New Roman" w:hAnsi="Times New Roman"/>
-          <w:sz w:val="24"/>
-        </w:rPr>
-        <w:t>Захисти їх, і нехай тобою веселяться ті,* що люблять твоє ім'я.</w:t>
-      </w:r>
-    </w:p>
-    <w:p>
-      <w:pPr>
-        <w:spacing w:line="240" w:lineRule="auto"/>
-        <w:rPr>
-          <w:rFonts w:ascii="Times New Roman" w:hAnsi="Times New Roman"/>
-          <w:sz w:val="24"/>
-        </w:rPr>
-      </w:pPr>
-      <w:r>
-        <w:rPr>
-          <w:rFonts w:ascii="Times New Roman" w:hAnsi="Times New Roman"/>
-          <w:sz w:val="24"/>
-        </w:rPr>
         <w:t>Бо ти, Господи, благословиш праведника* і ласкою його оточуєш, немов щитом.</w:t>
       </w:r>
     </w:p>
@@ -1119,42 +1103,42 @@
           <w:rFonts w:ascii="Times New Roman" w:hAnsi="Times New Roman"/>
           <w:sz w:val="24"/>
         </w:rPr>
+        <w:t>Щоранку призводитиму до мовчанки всіх нечестивих краю,* щоб вигубити з Господнього міста всіх, що творять беззаконня.</w:t>
+      </w:r>
+    </w:p>
+    <w:p>
+      <w:pPr>
+        <w:spacing w:line="240" w:lineRule="auto"/>
+        <w:rPr>
+          <w:rFonts w:ascii="Times New Roman" w:hAnsi="Times New Roman"/>
+          <w:i/>
+          <w:sz w:val="24"/>
+        </w:rPr>
+      </w:pPr>
+      <w:r>
+        <w:rPr>
+          <w:rFonts w:ascii="Times New Roman" w:hAnsi="Times New Roman"/>
+          <w:i/>
+          <w:color w:val="FF0000"/>
+          <w:sz w:val="24"/>
+        </w:rPr>
+        <w:t>Вірні завершують стихослов’я псалмів:</w:t>
+      </w:r>
+    </w:p>
+    <w:p>
+      <w:pPr>
+        <w:spacing w:line="240" w:lineRule="auto"/>
+        <w:rPr>
+          <w:rFonts w:ascii="Times New Roman" w:hAnsi="Times New Roman"/>
+          <w:sz w:val="24"/>
+        </w:rPr>
+      </w:pPr>
+      <w:r>
+        <w:rPr>
+          <w:rFonts w:ascii="Times New Roman" w:hAnsi="Times New Roman"/>
+          <w:sz w:val="24"/>
+        </w:rPr>
         <w:lastRenderedPageBreak/>
-        <w:t>Щоранку призводитиму до мовчанки всіх нечестивих краю,* щоб вигубити з Господнього міста всіх, що творять беззаконня.</w:t>
-      </w:r>
-    </w:p>
-    <w:p>
-      <w:pPr>
-        <w:spacing w:line="240" w:lineRule="auto"/>
-        <w:rPr>
-          <w:rFonts w:ascii="Times New Roman" w:hAnsi="Times New Roman"/>
-          <w:i/>
-          <w:sz w:val="24"/>
-        </w:rPr>
-      </w:pPr>
-      <w:r>
-        <w:rPr>
-          <w:rFonts w:ascii="Times New Roman" w:hAnsi="Times New Roman"/>
-          <w:i/>
-          <w:color w:val="FF0000"/>
-          <w:sz w:val="24"/>
-        </w:rPr>
-        <w:t>Вірні завершують стихослов’я псалмів:</w:t>
-      </w:r>
-    </w:p>
-    <w:p>
-      <w:pPr>
-        <w:spacing w:line="240" w:lineRule="auto"/>
-        <w:rPr>
-          <w:rFonts w:ascii="Times New Roman" w:hAnsi="Times New Roman"/>
-          <w:sz w:val="24"/>
-        </w:rPr>
-      </w:pPr>
-      <w:r>
-        <w:rPr>
-          <w:rFonts w:ascii="Times New Roman" w:hAnsi="Times New Roman"/>
-          <w:sz w:val="24"/>
-        </w:rPr>
         <w:t xml:space="preserve">Слава Отцю, і Сину, і Святому Духові,* і нині, і повсякчас, і на віки </w:t>
       </w:r>
       <w:r>
@@ -1356,23 +1340,7 @@
           <w:rFonts w:ascii="Times New Roman" w:hAnsi="Times New Roman"/>
           <w:sz w:val="24"/>
         </w:rPr>
-        <w:t xml:space="preserve">Вознісся Ти у славі, Христе Боже наш, * радість сотворивши ученикам обітуванням Святого Духа, * утвердивши їх благословенням, * бо Ти єси Син Божий, </w:t>
-      </w:r>
-      <w:proofErr w:type="spellStart"/>
-      <w:r>
-        <w:rPr>
-          <w:rFonts w:ascii="Times New Roman" w:hAnsi="Times New Roman"/>
-          <w:sz w:val="24"/>
-        </w:rPr>
-        <w:t>ізбавитель</w:t>
-      </w:r>
-      <w:proofErr w:type="spellEnd"/>
-      <w:r>
-        <w:rPr>
-          <w:rFonts w:ascii="Times New Roman" w:hAnsi="Times New Roman"/>
-          <w:sz w:val="24"/>
-        </w:rPr>
-        <w:t xml:space="preserve"> світу.</w:t>
+        <w:t>Вознісся Ти у славі, Христе Боже наш, * радість сотворивши ученикам обітуванням Святого Духа, * утвердивши їх благословенням, * бо Ти єси Син Божий, ізбавитель світу.</w:t>
       </w:r>
     </w:p>
     <w:p>
@@ -1849,8 +1817,15 @@
           <w:rFonts w:ascii="Times New Roman" w:hAnsi="Times New Roman"/>
           <w:sz w:val="24"/>
         </w:rPr>
+        <w:t xml:space="preserve">Ти, що повсякчас і кожної години на небі й на землі приймаєш поклін і славу, Боже добрий, довготерпеливий й многомилостивий, що праведних любиш, і грішних милуєш, і всіх кличеш до спасіння, заради обіцянки майбутніх благ! Прийми, Господи, в цю хвилину й наші </w:t>
+      </w:r>
+      <w:r>
+        <w:rPr>
+          <w:rFonts w:ascii="Times New Roman" w:hAnsi="Times New Roman"/>
+          <w:sz w:val="24"/>
+        </w:rPr>
         <w:lastRenderedPageBreak/>
-        <w:t xml:space="preserve">Ти, що повсякчас і кожної години на небі й на землі приймаєш поклін і славу, Боже добрий, довготерпеливий й многомилостивий, що праведних любиш, і грішних милуєш, і всіх кличеш до спасіння, заради обіцянки майбутніх благ! Прийми, Господи, в цю хвилину й наші молитви і спрямуй життя наше до твоїх заповідей. Душі наші освяти, тіла очисти, думки наші направ, розум очисти й протверези, і визволь нас від усякої скорботи, лиха й слабування. Захисти нас святими ангелами твоїми, щоб ми, їх охороною збережені й напоумлені, осягнули єдність віри та зрозуміння неприступної твоєї слави, бо ти благословенний на віки </w:t>
+        <w:t xml:space="preserve">молитви і спрямуй життя наше до твоїх заповідей. Душі наші освяти, тіла очисти, думки наші направ, розум очисти й протверези, і визволь нас від усякої скорботи, лиха й слабування. Захисти нас святими ангелами твоїми, щоб ми, їх охороною збережені й напоумлені, осягнули єдність віри та зрозуміння неприступної твоєї слави, бо ти благословенний на віки </w:t>
       </w:r>
       <w:r>
         <w:rPr>
@@ -2378,22 +2353,6 @@
           <w:rFonts w:ascii="Times New Roman" w:hAnsi="Times New Roman"/>
           <w:sz w:val="24"/>
         </w:rPr>
-        <w:t>Царю небесний, утішителю, Душе істини,* що всюди єси і все наповняєш,* скарбе дібр і життя подателю,* прийди і вселися в нас,* і очисти нас від усякої скверни,* і спаси, Благий, душі наші.</w:t>
-      </w:r>
-    </w:p>
-    <w:p>
-      <w:pPr>
-        <w:spacing w:line="240" w:lineRule="auto"/>
-        <w:rPr>
-          <w:rFonts w:ascii="Times New Roman" w:hAnsi="Times New Roman"/>
-          <w:sz w:val="24"/>
-        </w:rPr>
-      </w:pPr>
-      <w:r>
-        <w:rPr>
-          <w:rFonts w:ascii="Times New Roman" w:hAnsi="Times New Roman"/>
-          <w:sz w:val="24"/>
-        </w:rPr>
         <w:t xml:space="preserve">Святий Боже, святий Кріпкий, святий Безсмертний, помилуй нас </w:t>
       </w:r>
       <w:r>
@@ -2866,39 +2825,39 @@
           <w:rFonts w:ascii="Times New Roman" w:hAnsi="Times New Roman"/>
           <w:sz w:val="24"/>
         </w:rPr>
+        <w:t>Вороги мої люті довкола мене обсіли,* замкнули жирне своє серце, устами згорда промовляють.</w:t>
+      </w:r>
+    </w:p>
+    <w:p>
+      <w:pPr>
+        <w:spacing w:line="240" w:lineRule="auto"/>
+        <w:rPr>
+          <w:rFonts w:ascii="Times New Roman" w:hAnsi="Times New Roman"/>
+          <w:sz w:val="24"/>
+        </w:rPr>
+      </w:pPr>
+      <w:r>
+        <w:rPr>
+          <w:rFonts w:ascii="Times New Roman" w:hAnsi="Times New Roman"/>
+          <w:sz w:val="24"/>
+        </w:rPr>
+        <w:t>Ось вони на кожнім кроці мене обступили,* тільки й чигають, щоб мене на землю повалити.</w:t>
+      </w:r>
+    </w:p>
+    <w:p>
+      <w:pPr>
+        <w:spacing w:line="240" w:lineRule="auto"/>
+        <w:rPr>
+          <w:rFonts w:ascii="Times New Roman" w:hAnsi="Times New Roman"/>
+          <w:sz w:val="24"/>
+        </w:rPr>
+      </w:pPr>
+      <w:r>
+        <w:rPr>
+          <w:rFonts w:ascii="Times New Roman" w:hAnsi="Times New Roman"/>
+          <w:sz w:val="24"/>
+        </w:rPr>
         <w:lastRenderedPageBreak/>
-        <w:t>Вороги мої люті довкола мене обсіли,* замкнули жирне своє серце, устами згорда промовляють.</w:t>
-      </w:r>
-    </w:p>
-    <w:p>
-      <w:pPr>
-        <w:spacing w:line="240" w:lineRule="auto"/>
-        <w:rPr>
-          <w:rFonts w:ascii="Times New Roman" w:hAnsi="Times New Roman"/>
-          <w:sz w:val="24"/>
-        </w:rPr>
-      </w:pPr>
-      <w:r>
-        <w:rPr>
-          <w:rFonts w:ascii="Times New Roman" w:hAnsi="Times New Roman"/>
-          <w:sz w:val="24"/>
-        </w:rPr>
-        <w:t>Ось вони на кожнім кроці мене обступили,* тільки й чигають, щоб мене на землю повалити.</w:t>
-      </w:r>
-    </w:p>
-    <w:p>
-      <w:pPr>
-        <w:spacing w:line="240" w:lineRule="auto"/>
-        <w:rPr>
-          <w:rFonts w:ascii="Times New Roman" w:hAnsi="Times New Roman"/>
-          <w:sz w:val="24"/>
-        </w:rPr>
-      </w:pPr>
-      <w:r>
-        <w:rPr>
-          <w:rFonts w:ascii="Times New Roman" w:hAnsi="Times New Roman"/>
-          <w:sz w:val="24"/>
-        </w:rPr>
         <w:t>Неначе лев, який на здобич зазіхає,* як те левеня, що засідає у сховку.</w:t>
       </w:r>
     </w:p>
@@ -3435,39 +3394,39 @@
           <w:rFonts w:ascii="Times New Roman" w:hAnsi="Times New Roman"/>
           <w:sz w:val="24"/>
         </w:rPr>
+        <w:t>Помилуй мене, Боже, з великої милости твоєї,* і багатством щедрот твоїх очисти мене з беззаконня мого.</w:t>
+      </w:r>
+    </w:p>
+    <w:p>
+      <w:pPr>
+        <w:spacing w:line="240" w:lineRule="auto"/>
+        <w:rPr>
+          <w:rFonts w:ascii="Times New Roman" w:hAnsi="Times New Roman"/>
+          <w:sz w:val="24"/>
+        </w:rPr>
+      </w:pPr>
+      <w:r>
+        <w:rPr>
+          <w:rFonts w:ascii="Times New Roman" w:hAnsi="Times New Roman"/>
+          <w:sz w:val="24"/>
+        </w:rPr>
+        <w:t>Обмий мене повнотою з беззаконня мого,* і від гріха мого очисти мене.</w:t>
+      </w:r>
+    </w:p>
+    <w:p>
+      <w:pPr>
+        <w:spacing w:line="240" w:lineRule="auto"/>
+        <w:rPr>
+          <w:rFonts w:ascii="Times New Roman" w:hAnsi="Times New Roman"/>
+          <w:sz w:val="24"/>
+        </w:rPr>
+      </w:pPr>
+      <w:r>
+        <w:rPr>
+          <w:rFonts w:ascii="Times New Roman" w:hAnsi="Times New Roman"/>
+          <w:sz w:val="24"/>
+        </w:rPr>
         <w:lastRenderedPageBreak/>
-        <w:t>Помилуй мене, Боже, з великої милости твоєї,* і багатством щедрот твоїх очисти мене з беззаконня мого.</w:t>
-      </w:r>
-    </w:p>
-    <w:p>
-      <w:pPr>
-        <w:spacing w:line="240" w:lineRule="auto"/>
-        <w:rPr>
-          <w:rFonts w:ascii="Times New Roman" w:hAnsi="Times New Roman"/>
-          <w:sz w:val="24"/>
-        </w:rPr>
-      </w:pPr>
-      <w:r>
-        <w:rPr>
-          <w:rFonts w:ascii="Times New Roman" w:hAnsi="Times New Roman"/>
-          <w:sz w:val="24"/>
-        </w:rPr>
-        <w:t>Обмий мене повнотою з беззаконня мого,* і від гріха мого очисти мене.</w:t>
-      </w:r>
-    </w:p>
-    <w:p>
-      <w:pPr>
-        <w:spacing w:line="240" w:lineRule="auto"/>
-        <w:rPr>
-          <w:rFonts w:ascii="Times New Roman" w:hAnsi="Times New Roman"/>
-          <w:sz w:val="24"/>
-        </w:rPr>
-      </w:pPr>
-      <w:r>
-        <w:rPr>
-          <w:rFonts w:ascii="Times New Roman" w:hAnsi="Times New Roman"/>
-          <w:sz w:val="24"/>
-        </w:rPr>
         <w:t>Бо беззаконня моє я знаю,* і гріх мій є завжди передо мною.</w:t>
       </w:r>
     </w:p>
@@ -4014,17 +3973,482 @@
           <w:rFonts w:ascii="Times New Roman" w:hAnsi="Times New Roman"/>
           <w:sz w:val="24"/>
         </w:rPr>
+        <w:t xml:space="preserve">Господь Бог благословенний,* благословенний Господь день у день;* сприяти буде нам Бог спасіння нашого;* Бог наш, Бог – Спаситель. </w:t>
+      </w:r>
+      <w:r>
+        <w:rPr>
+          <w:rFonts w:ascii="Times New Roman" w:hAnsi="Times New Roman"/>
+          <w:i/>
+          <w:color w:val="FF0000"/>
+          <w:sz w:val="24"/>
+        </w:rPr>
+        <w:t>(Пс. 67:20-21)</w:t>
+      </w:r>
+    </w:p>
+    <w:p>
+      <w:pPr>
+        <w:spacing w:line="240" w:lineRule="auto"/>
+        <w:jc w:val="center"/>
+        <w:rPr>
+          <w:rFonts w:ascii="Times New Roman" w:hAnsi="Times New Roman"/>
+          <w:sz w:val="24"/>
+        </w:rPr>
+      </w:pPr>
+      <w:r>
+        <w:rPr>
+          <w:rFonts w:ascii="Times New Roman" w:hAnsi="Times New Roman"/>
+          <w:i/>
+          <w:color w:val="FF0000"/>
+          <w:sz w:val="24"/>
+        </w:rPr>
+        <w:t>*****</w:t>
+      </w:r>
+    </w:p>
+    <w:p>
+      <w:pPr>
+        <w:spacing w:line="240" w:lineRule="auto"/>
+        <w:rPr>
+          <w:rFonts w:ascii="Times New Roman" w:hAnsi="Times New Roman"/>
+          <w:sz w:val="24"/>
+        </w:rPr>
+      </w:pPr>
+      <w:r>
+        <w:rPr>
+          <w:rFonts w:ascii="Times New Roman" w:hAnsi="Times New Roman"/>
+          <w:sz w:val="24"/>
+        </w:rPr>
         <w:lastRenderedPageBreak/>
-        <w:t xml:space="preserve">Господь Бог благословенний,* благословенний Господь день у день;* сприяти буде нам Бог спасіння нашого;* Бог наш, Бог – Спаситель. </w:t>
-      </w:r>
-      <w:r>
-        <w:rPr>
-          <w:rFonts w:ascii="Times New Roman" w:hAnsi="Times New Roman"/>
-          <w:i/>
-          <w:color w:val="FF0000"/>
-          <w:sz w:val="24"/>
-        </w:rPr>
-        <w:t>(Пс. 67:20-21)</w:t>
+        <w:t xml:space="preserve">Святий Боже, святий Кріпкий, святий Безсмертний, помилуй нас </w:t>
+      </w:r>
+      <w:r>
+        <w:rPr>
+          <w:rFonts w:ascii="Times New Roman" w:hAnsi="Times New Roman"/>
+          <w:i/>
+          <w:color w:val="FF0000"/>
+          <w:sz w:val="24"/>
+        </w:rPr>
+        <w:t>(3 р.)</w:t>
+      </w:r>
+      <w:r>
+        <w:rPr>
+          <w:rFonts w:ascii="Times New Roman" w:hAnsi="Times New Roman"/>
+          <w:sz w:val="24"/>
+        </w:rPr>
+        <w:t>.</w:t>
+      </w:r>
+    </w:p>
+    <w:p>
+      <w:pPr>
+        <w:spacing w:line="240" w:lineRule="auto"/>
+        <w:rPr>
+          <w:rFonts w:ascii="Times New Roman" w:hAnsi="Times New Roman"/>
+          <w:sz w:val="24"/>
+        </w:rPr>
+      </w:pPr>
+      <w:r>
+        <w:rPr>
+          <w:rFonts w:ascii="Times New Roman" w:hAnsi="Times New Roman"/>
+          <w:sz w:val="24"/>
+        </w:rPr>
+        <w:t xml:space="preserve">Слава Отцю, і Сину, і Святому Духові,* і нині і повсякчас, і на віки </w:t>
+      </w:r>
+      <w:r>
+        <w:rPr>
+          <w:rFonts w:ascii="Times New Roman" w:hAnsi="Times New Roman"/>
+          <w:sz w:val="24"/>
+        </w:rPr>
+        <w:t>віків.</w:t>
+      </w:r>
+      <w:r>
+        <w:rPr>
+          <w:rFonts w:ascii="Times New Roman" w:hAnsi="Times New Roman"/>
+          <w:sz w:val="24"/>
+        </w:rPr>
+        <w:t xml:space="preserve"> Амінь.</w:t>
+      </w:r>
+    </w:p>
+    <w:p>
+      <w:pPr>
+        <w:spacing w:line="240" w:lineRule="auto"/>
+        <w:rPr>
+          <w:rFonts w:ascii="Times New Roman" w:hAnsi="Times New Roman"/>
+          <w:sz w:val="24"/>
+        </w:rPr>
+      </w:pPr>
+      <w:r>
+        <w:rPr>
+          <w:rFonts w:ascii="Times New Roman" w:hAnsi="Times New Roman"/>
+          <w:sz w:val="24"/>
+        </w:rPr>
+        <w:t>Пресвята Тройце, помилуй нас;* Господи, очисти гріхи наші;* Владико, прости беззаконня наші;* Святий, завітай і зціли немочі наші імени твого ради.</w:t>
+      </w:r>
+    </w:p>
+    <w:p>
+      <w:pPr>
+        <w:spacing w:line="240" w:lineRule="auto"/>
+        <w:rPr>
+          <w:rFonts w:ascii="Times New Roman" w:hAnsi="Times New Roman"/>
+          <w:sz w:val="24"/>
+        </w:rPr>
+      </w:pPr>
+      <w:r>
+        <w:rPr>
+          <w:rFonts w:ascii="Times New Roman" w:hAnsi="Times New Roman"/>
+          <w:sz w:val="24"/>
+        </w:rPr>
+        <w:t xml:space="preserve">Господи, помилуй </w:t>
+      </w:r>
+      <w:r>
+        <w:rPr>
+          <w:rFonts w:ascii="Times New Roman" w:hAnsi="Times New Roman"/>
+          <w:i/>
+          <w:color w:val="FF0000"/>
+          <w:sz w:val="24"/>
+        </w:rPr>
+        <w:t>(3 р.)</w:t>
+      </w:r>
+      <w:r>
+        <w:rPr>
+          <w:rFonts w:ascii="Times New Roman" w:hAnsi="Times New Roman"/>
+          <w:sz w:val="24"/>
+        </w:rPr>
+        <w:t>.</w:t>
+      </w:r>
+    </w:p>
+    <w:p>
+      <w:pPr>
+        <w:spacing w:line="240" w:lineRule="auto"/>
+        <w:rPr>
+          <w:rFonts w:ascii="Times New Roman" w:hAnsi="Times New Roman"/>
+          <w:sz w:val="24"/>
+        </w:rPr>
+      </w:pPr>
+      <w:r>
+        <w:rPr>
+          <w:rFonts w:ascii="Times New Roman" w:hAnsi="Times New Roman"/>
+          <w:sz w:val="24"/>
+        </w:rPr>
+        <w:t xml:space="preserve">Слава Отцю, і Сину, і Святому Духові,* і нині і повсякчас, і на віки </w:t>
+      </w:r>
+      <w:r>
+        <w:rPr>
+          <w:rFonts w:ascii="Times New Roman" w:hAnsi="Times New Roman"/>
+          <w:sz w:val="24"/>
+        </w:rPr>
+        <w:t>віків.</w:t>
+      </w:r>
+      <w:r>
+        <w:rPr>
+          <w:rFonts w:ascii="Times New Roman" w:hAnsi="Times New Roman"/>
+          <w:sz w:val="24"/>
+        </w:rPr>
+        <w:t xml:space="preserve"> Амінь.</w:t>
+      </w:r>
+    </w:p>
+    <w:p>
+      <w:pPr>
+        <w:spacing w:line="240" w:lineRule="auto"/>
+        <w:rPr>
+          <w:rFonts w:ascii="Times New Roman" w:hAnsi="Times New Roman"/>
+          <w:sz w:val="24"/>
+        </w:rPr>
+      </w:pPr>
+      <w:r>
+        <w:rPr>
+          <w:rFonts w:ascii="Times New Roman" w:hAnsi="Times New Roman"/>
+          <w:sz w:val="24"/>
+        </w:rPr>
+        <w:t>Отче наш, що єси на небесах,* нехай святиться ім’я твоє,* нехай прийде царство твоє,* нехай буде воля твоя, як на небі, так і на землі.* Хліб наш насущний дай нам сьогодні,* і прости нам провини наші,* як і ми прощаємо винуватцям нашим,* і не введи нас у спокусу,* але визволи нас від лукавого.</w:t>
+      </w:r>
+    </w:p>
+    <w:p>
+      <w:pPr>
+        <w:spacing w:line="240" w:lineRule="auto"/>
+        <w:rPr>
+          <w:rFonts w:ascii="Times New Roman" w:hAnsi="Times New Roman"/>
+          <w:sz w:val="24"/>
+        </w:rPr>
+      </w:pPr>
+      <w:r>
+        <w:rPr>
+          <w:rFonts w:ascii="Times New Roman" w:hAnsi="Times New Roman"/>
+          <w:i/>
+          <w:color w:val="FF0000"/>
+          <w:sz w:val="24"/>
+        </w:rPr>
+        <w:t xml:space="preserve">Священик: </w:t>
+      </w:r>
+      <w:r>
+        <w:rPr>
+          <w:rFonts w:ascii="Times New Roman" w:hAnsi="Times New Roman"/>
+          <w:sz w:val="24"/>
+        </w:rPr>
+        <w:t xml:space="preserve">Бо твоє є царство, і сила, і слава, Отця, і Сина, і Святого Духа, нині і повсякчас, і на віки </w:t>
+      </w:r>
+      <w:r>
+        <w:rPr>
+          <w:rFonts w:ascii="Times New Roman" w:hAnsi="Times New Roman"/>
+          <w:sz w:val="24"/>
+        </w:rPr>
+        <w:t>віків.</w:t>
+      </w:r>
+    </w:p>
+    <w:p>
+      <w:pPr>
+        <w:spacing w:line="240" w:lineRule="auto"/>
+        <w:rPr>
+          <w:rFonts w:ascii="Times New Roman" w:hAnsi="Times New Roman"/>
+          <w:sz w:val="24"/>
+        </w:rPr>
+      </w:pPr>
+      <w:r>
+        <w:rPr>
+          <w:rFonts w:ascii="Times New Roman" w:hAnsi="Times New Roman"/>
+          <w:i/>
+          <w:color w:val="FF0000"/>
+          <w:sz w:val="24"/>
+        </w:rPr>
+        <w:t xml:space="preserve">Вірні: </w:t>
+      </w:r>
+      <w:r>
+        <w:rPr>
+          <w:rFonts w:ascii="Times New Roman" w:hAnsi="Times New Roman"/>
+          <w:sz w:val="24"/>
+        </w:rPr>
+        <w:t>Амінь.</w:t>
+      </w:r>
+    </w:p>
+    <w:p>
+      <w:pPr>
+        <w:spacing w:line="240" w:lineRule="auto"/>
+        <w:rPr>
+          <w:rFonts w:ascii="Times New Roman" w:hAnsi="Times New Roman"/>
+          <w:i/>
+          <w:color w:val="FF0000"/>
+          <w:sz w:val="24"/>
+        </w:rPr>
+      </w:pPr>
+      <w:r>
+        <w:rPr>
+          <w:rFonts w:ascii="Times New Roman" w:hAnsi="Times New Roman"/>
+          <w:i/>
+          <w:color w:val="FF0000"/>
+          <w:sz w:val="24"/>
+        </w:rPr>
+        <w:t xml:space="preserve">Кондак Отців (г. 6): </w:t>
+      </w:r>
+      <w:r>
+        <w:rPr>
+          <w:rFonts w:ascii="Times New Roman" w:hAnsi="Times New Roman"/>
+          <w:sz w:val="24"/>
+        </w:rPr>
+        <w:t>Апостолів проповідування і отців догмати* єдину віру утвердили Церкві,* яка і ризу істини з богослов’я вишнього носячи* право править, і славить* благочестя велике таїнство.</w:t>
+      </w:r>
+    </w:p>
+    <w:p>
+      <w:pPr>
+        <w:spacing w:line="240" w:lineRule="auto"/>
+        <w:rPr>
+          <w:rFonts w:ascii="Times New Roman" w:hAnsi="Times New Roman"/>
+          <w:sz w:val="24"/>
+        </w:rPr>
+      </w:pPr>
+      <w:r>
+        <w:rPr>
+          <w:rFonts w:ascii="Times New Roman" w:hAnsi="Times New Roman"/>
+          <w:sz w:val="24"/>
+        </w:rPr>
+        <w:t xml:space="preserve">Господи, помилуй </w:t>
+      </w:r>
+      <w:r>
+        <w:rPr>
+          <w:rFonts w:ascii="Times New Roman" w:hAnsi="Times New Roman"/>
+          <w:i/>
+          <w:color w:val="FF0000"/>
+          <w:sz w:val="24"/>
+        </w:rPr>
+        <w:t>(40 р.)</w:t>
+      </w:r>
+      <w:r>
+        <w:rPr>
+          <w:rFonts w:ascii="Times New Roman" w:hAnsi="Times New Roman"/>
+          <w:sz w:val="24"/>
+        </w:rPr>
+        <w:t>.</w:t>
+      </w:r>
+    </w:p>
+    <w:p>
+      <w:pPr>
+        <w:spacing w:line="240" w:lineRule="auto"/>
+        <w:rPr>
+          <w:rFonts w:ascii="Times New Roman" w:hAnsi="Times New Roman"/>
+          <w:sz w:val="24"/>
+        </w:rPr>
+      </w:pPr>
+      <w:r>
+        <w:rPr>
+          <w:rFonts w:ascii="Times New Roman" w:hAnsi="Times New Roman"/>
+          <w:sz w:val="24"/>
+        </w:rPr>
+        <w:t xml:space="preserve">Ти, що повсякчас і кожної години на небі й на землі приймаєш поклін і славу, Боже добрий, довготерпеливий й многомилостивий, що праведних любиш, і грішних милуєш, і всіх кличеш до спасіння, заради обіцянки майбутніх благ! Прийми, Господи, в цю хвилину й наші молитви і спрямуй життя наше до твоїх заповідей. Душі наші освяти, тіла очисти, думки наші направ, розум очисти й протверези, і визволь нас від усякої скорботи, лиха й слабування. Захисти нас святими ангелами твоїми, щоб ми, їх охороною збережені й напоумлені, осягнули єдність віри та зрозуміння неприступної твоєї слави, бо ти благословенний на віки </w:t>
+      </w:r>
+      <w:r>
+        <w:rPr>
+          <w:rFonts w:ascii="Times New Roman" w:hAnsi="Times New Roman"/>
+          <w:sz w:val="24"/>
+        </w:rPr>
+        <w:t>віків.</w:t>
+      </w:r>
+      <w:r>
+        <w:rPr>
+          <w:rFonts w:ascii="Times New Roman" w:hAnsi="Times New Roman"/>
+          <w:sz w:val="24"/>
+        </w:rPr>
+        <w:t xml:space="preserve"> Амінь.</w:t>
+      </w:r>
+    </w:p>
+    <w:p>
+      <w:pPr>
+        <w:spacing w:line="240" w:lineRule="auto"/>
+        <w:rPr>
+          <w:rFonts w:ascii="Times New Roman" w:hAnsi="Times New Roman"/>
+          <w:sz w:val="24"/>
+        </w:rPr>
+      </w:pPr>
+      <w:r>
+        <w:rPr>
+          <w:rFonts w:ascii="Times New Roman" w:hAnsi="Times New Roman"/>
+          <w:sz w:val="24"/>
+        </w:rPr>
+        <w:t xml:space="preserve">Господи, помилуй </w:t>
+      </w:r>
+      <w:r>
+        <w:rPr>
+          <w:rFonts w:ascii="Times New Roman" w:hAnsi="Times New Roman"/>
+          <w:i/>
+          <w:color w:val="FF0000"/>
+          <w:sz w:val="24"/>
+        </w:rPr>
+        <w:t>(3 р.)</w:t>
+      </w:r>
+      <w:r>
+        <w:rPr>
+          <w:rFonts w:ascii="Times New Roman" w:hAnsi="Times New Roman"/>
+          <w:sz w:val="24"/>
+        </w:rPr>
+        <w:t>.</w:t>
+      </w:r>
+    </w:p>
+    <w:p>
+      <w:pPr>
+        <w:spacing w:line="240" w:lineRule="auto"/>
+        <w:rPr>
+          <w:rFonts w:ascii="Times New Roman" w:hAnsi="Times New Roman"/>
+          <w:sz w:val="24"/>
+        </w:rPr>
+      </w:pPr>
+      <w:r>
+        <w:rPr>
+          <w:rFonts w:ascii="Times New Roman" w:hAnsi="Times New Roman"/>
+          <w:sz w:val="24"/>
+        </w:rPr>
+        <w:t xml:space="preserve">Слава Отцю, і Сину, і Святому Духові,* і нині і повсякчас, і на віки </w:t>
+      </w:r>
+      <w:r>
+        <w:rPr>
+          <w:rFonts w:ascii="Times New Roman" w:hAnsi="Times New Roman"/>
+          <w:sz w:val="24"/>
+        </w:rPr>
+        <w:t>віків.</w:t>
+      </w:r>
+      <w:r>
+        <w:rPr>
+          <w:rFonts w:ascii="Times New Roman" w:hAnsi="Times New Roman"/>
+          <w:sz w:val="24"/>
+        </w:rPr>
+        <w:t xml:space="preserve"> Амінь.</w:t>
+      </w:r>
+    </w:p>
+    <w:p>
+      <w:pPr>
+        <w:spacing w:line="240" w:lineRule="auto"/>
+        <w:rPr>
+          <w:rFonts w:ascii="Times New Roman" w:hAnsi="Times New Roman"/>
+          <w:sz w:val="24"/>
+        </w:rPr>
+      </w:pPr>
+      <w:r>
+        <w:rPr>
+          <w:rFonts w:ascii="Times New Roman" w:hAnsi="Times New Roman"/>
+          <w:sz w:val="24"/>
+        </w:rPr>
+        <w:t xml:space="preserve">Чеснішу від херувимів і незрівнянно славнішу і від серафимів,* що без зотління Бога Слово породила,* сущу Богородицю, тебе величаємо. </w:t>
+      </w:r>
+    </w:p>
+    <w:p>
+      <w:pPr>
+        <w:spacing w:line="240" w:lineRule="auto"/>
+        <w:rPr>
+          <w:rFonts w:ascii="Times New Roman" w:hAnsi="Times New Roman"/>
+          <w:sz w:val="24"/>
+        </w:rPr>
+      </w:pPr>
+      <w:r>
+        <w:rPr>
+          <w:rFonts w:ascii="Times New Roman" w:hAnsi="Times New Roman"/>
+          <w:sz w:val="24"/>
+        </w:rPr>
+        <w:t>Іменем Господнім благослови, отче!</w:t>
+      </w:r>
+    </w:p>
+    <w:p>
+      <w:pPr>
+        <w:spacing w:line="240" w:lineRule="auto"/>
+        <w:rPr>
+          <w:rFonts w:ascii="Times New Roman" w:hAnsi="Times New Roman"/>
+          <w:sz w:val="24"/>
+        </w:rPr>
+      </w:pPr>
+      <w:r>
+        <w:rPr>
+          <w:rFonts w:ascii="Times New Roman" w:hAnsi="Times New Roman"/>
+          <w:i/>
+          <w:color w:val="FF0000"/>
+          <w:sz w:val="24"/>
+        </w:rPr>
+        <w:t xml:space="preserve">Священик: </w:t>
+      </w:r>
+      <w:r>
+        <w:rPr>
+          <w:rFonts w:ascii="Times New Roman" w:hAnsi="Times New Roman"/>
+          <w:sz w:val="24"/>
+        </w:rPr>
+        <w:t>Молитвами святих отців наших, Господи Ісусе Христе Сине Божий, помилуй нас.</w:t>
+      </w:r>
+    </w:p>
+    <w:p>
+      <w:pPr>
+        <w:spacing w:line="240" w:lineRule="auto"/>
+        <w:rPr>
+          <w:rFonts w:ascii="Times New Roman" w:hAnsi="Times New Roman"/>
+          <w:sz w:val="24"/>
+        </w:rPr>
+      </w:pPr>
+      <w:r>
+        <w:rPr>
+          <w:rFonts w:ascii="Times New Roman" w:hAnsi="Times New Roman"/>
+          <w:i/>
+          <w:color w:val="FF0000"/>
+          <w:sz w:val="24"/>
+        </w:rPr>
+        <w:t xml:space="preserve">Вірні: </w:t>
+      </w:r>
+      <w:r>
+        <w:rPr>
+          <w:rFonts w:ascii="Times New Roman" w:hAnsi="Times New Roman"/>
+          <w:sz w:val="24"/>
+        </w:rPr>
+        <w:t>Амінь.</w:t>
       </w:r>
     </w:p>
     <w:p>
@@ -4033,65 +4457,36 @@
         <w:jc w:val="center"/>
         <w:rPr>
           <w:rFonts w:ascii="Times New Roman" w:hAnsi="Times New Roman"/>
-          <w:sz w:val="24"/>
-        </w:rPr>
-      </w:pPr>
-      <w:r>
-        <w:rPr>
-          <w:rFonts w:ascii="Times New Roman" w:hAnsi="Times New Roman"/>
-          <w:i/>
-          <w:color w:val="FF0000"/>
-          <w:sz w:val="24"/>
-        </w:rPr>
-        <w:t>*****</w:t>
-      </w:r>
-    </w:p>
-    <w:p>
-      <w:pPr>
-        <w:spacing w:line="240" w:lineRule="auto"/>
-        <w:rPr>
-          <w:rFonts w:ascii="Times New Roman" w:hAnsi="Times New Roman"/>
-          <w:sz w:val="24"/>
-        </w:rPr>
-      </w:pPr>
-      <w:r>
-        <w:rPr>
-          <w:rFonts w:ascii="Times New Roman" w:hAnsi="Times New Roman"/>
-          <w:sz w:val="24"/>
-        </w:rPr>
-        <w:t xml:space="preserve">Святий Боже, святий Кріпкий, святий Безсмертний, помилуй нас </w:t>
-      </w:r>
-      <w:r>
-        <w:rPr>
-          <w:rFonts w:ascii="Times New Roman" w:hAnsi="Times New Roman"/>
-          <w:i/>
-          <w:color w:val="FF0000"/>
-          <w:sz w:val="24"/>
-        </w:rPr>
-        <w:t>(3 р.)</w:t>
-      </w:r>
-      <w:r>
-        <w:rPr>
-          <w:rFonts w:ascii="Times New Roman" w:hAnsi="Times New Roman"/>
-          <w:sz w:val="24"/>
-        </w:rPr>
-        <w:t>.</w:t>
-      </w:r>
-    </w:p>
-    <w:p>
-      <w:pPr>
-        <w:spacing w:line="240" w:lineRule="auto"/>
-        <w:rPr>
-          <w:rFonts w:ascii="Times New Roman" w:hAnsi="Times New Roman"/>
-          <w:sz w:val="24"/>
-        </w:rPr>
-      </w:pPr>
-      <w:r>
-        <w:rPr>
-          <w:rFonts w:ascii="Times New Roman" w:hAnsi="Times New Roman"/>
-          <w:sz w:val="24"/>
-        </w:rPr>
-        <w:t xml:space="preserve">Слава Отцю, і Сину, і Святому Духові,* і нині і повсякчас, і на віки </w:t>
+          <w:b/>
+          <w:i/>
+          <w:sz w:val="24"/>
+        </w:rPr>
+      </w:pPr>
+      <w:r>
+        <w:rPr>
+          <w:rFonts w:ascii="Times New Roman" w:hAnsi="Times New Roman"/>
+          <w:b/>
+          <w:i/>
+          <w:color w:val="FF0000"/>
+          <w:sz w:val="24"/>
+        </w:rPr>
+        <w:t>Молитва на Час 3-ій</w:t>
+      </w:r>
+    </w:p>
+    <w:p>
+      <w:pPr>
+        <w:spacing w:line="240" w:lineRule="auto"/>
+        <w:rPr>
+          <w:rFonts w:ascii="Times New Roman" w:hAnsi="Times New Roman"/>
+          <w:sz w:val="24"/>
+        </w:rPr>
+      </w:pPr>
+      <w:r>
+        <w:rPr>
+          <w:rFonts w:ascii="Times New Roman" w:hAnsi="Times New Roman"/>
+          <w:sz w:val="24"/>
+        </w:rPr>
+        <w:t xml:space="preserve">Владико, Боже, Отче вседержителю, Господи Сину єдинородний, Ісусе Христе і Святий Душе – єдине Божество і єдина сило! Помилуй мене грішного і, якими задумами знаєш, спаси мене недостойного слугу твого, бо ти благословенний на віки </w:t>
       </w:r>
       <w:r>
         <w:rPr>
@@ -4100,139 +4495,6 @@
         </w:rPr>
         <w:t>віків.</w:t>
       </w:r>
-      <w:r>
-        <w:rPr>
-          <w:rFonts w:ascii="Times New Roman" w:hAnsi="Times New Roman"/>
-          <w:sz w:val="24"/>
-        </w:rPr>
-        <w:t xml:space="preserve"> Амінь.</w:t>
-      </w:r>
-    </w:p>
-    <w:p>
-      <w:pPr>
-        <w:spacing w:line="240" w:lineRule="auto"/>
-        <w:rPr>
-          <w:rFonts w:ascii="Times New Roman" w:hAnsi="Times New Roman"/>
-          <w:sz w:val="24"/>
-        </w:rPr>
-      </w:pPr>
-      <w:r>
-        <w:rPr>
-          <w:rFonts w:ascii="Times New Roman" w:hAnsi="Times New Roman"/>
-          <w:sz w:val="24"/>
-        </w:rPr>
-        <w:t>Пресвята Тройце, помилуй нас;* Господи, очисти гріхи наші;* Владико, прости беззаконня наші;* Святий, завітай і зціли немочі наші імени твого ради.</w:t>
-      </w:r>
-    </w:p>
-    <w:p>
-      <w:pPr>
-        <w:spacing w:line="240" w:lineRule="auto"/>
-        <w:rPr>
-          <w:rFonts w:ascii="Times New Roman" w:hAnsi="Times New Roman"/>
-          <w:sz w:val="24"/>
-        </w:rPr>
-      </w:pPr>
-      <w:r>
-        <w:rPr>
-          <w:rFonts w:ascii="Times New Roman" w:hAnsi="Times New Roman"/>
-          <w:sz w:val="24"/>
-        </w:rPr>
-        <w:t xml:space="preserve">Господи, помилуй </w:t>
-      </w:r>
-      <w:r>
-        <w:rPr>
-          <w:rFonts w:ascii="Times New Roman" w:hAnsi="Times New Roman"/>
-          <w:i/>
-          <w:color w:val="FF0000"/>
-          <w:sz w:val="24"/>
-        </w:rPr>
-        <w:t>(3 р.)</w:t>
-      </w:r>
-      <w:r>
-        <w:rPr>
-          <w:rFonts w:ascii="Times New Roman" w:hAnsi="Times New Roman"/>
-          <w:sz w:val="24"/>
-        </w:rPr>
-        <w:t>.</w:t>
-      </w:r>
-    </w:p>
-    <w:p>
-      <w:pPr>
-        <w:spacing w:line="240" w:lineRule="auto"/>
-        <w:rPr>
-          <w:rFonts w:ascii="Times New Roman" w:hAnsi="Times New Roman"/>
-          <w:sz w:val="24"/>
-        </w:rPr>
-      </w:pPr>
-      <w:r>
-        <w:rPr>
-          <w:rFonts w:ascii="Times New Roman" w:hAnsi="Times New Roman"/>
-          <w:sz w:val="24"/>
-        </w:rPr>
-        <w:t xml:space="preserve">Слава Отцю, і Сину, і Святому Духові,* і нині і повсякчас, і на віки </w:t>
-      </w:r>
-      <w:r>
-        <w:rPr>
-          <w:rFonts w:ascii="Times New Roman" w:hAnsi="Times New Roman"/>
-          <w:sz w:val="24"/>
-        </w:rPr>
-        <w:t>віків.</w:t>
-      </w:r>
-      <w:r>
-        <w:rPr>
-          <w:rFonts w:ascii="Times New Roman" w:hAnsi="Times New Roman"/>
-          <w:sz w:val="24"/>
-        </w:rPr>
-        <w:t xml:space="preserve"> Амінь.</w:t>
-      </w:r>
-    </w:p>
-    <w:p>
-      <w:pPr>
-        <w:spacing w:line="240" w:lineRule="auto"/>
-        <w:rPr>
-          <w:rFonts w:ascii="Times New Roman" w:hAnsi="Times New Roman"/>
-          <w:sz w:val="24"/>
-        </w:rPr>
-      </w:pPr>
-      <w:r>
-        <w:rPr>
-          <w:rFonts w:ascii="Times New Roman" w:hAnsi="Times New Roman"/>
-          <w:sz w:val="24"/>
-        </w:rPr>
-        <w:t>Отче наш, що єси на небесах,* нехай святиться ім’я твоє,* нехай прийде царство твоє,* нехай буде воля твоя, як на небі, так і на землі.* Хліб наш насущний дай нам сьогодні,* і прости нам провини наші,* як і ми прощаємо винуватцям нашим,* і не введи нас у спокусу,* але визволи нас від лукавого.</w:t>
-      </w:r>
-    </w:p>
-    <w:p>
-      <w:pPr>
-        <w:spacing w:line="240" w:lineRule="auto"/>
-        <w:rPr>
-          <w:rFonts w:ascii="Times New Roman" w:hAnsi="Times New Roman"/>
-          <w:sz w:val="24"/>
-        </w:rPr>
-      </w:pPr>
-      <w:r>
-        <w:rPr>
-          <w:rFonts w:ascii="Times New Roman" w:hAnsi="Times New Roman"/>
-          <w:i/>
-          <w:color w:val="FF0000"/>
-          <w:sz w:val="24"/>
-        </w:rPr>
-        <w:t xml:space="preserve">Священик: </w:t>
-      </w:r>
-      <w:r>
-        <w:rPr>
-          <w:rFonts w:ascii="Times New Roman" w:hAnsi="Times New Roman"/>
-          <w:sz w:val="24"/>
-        </w:rPr>
-        <w:t xml:space="preserve">Бо твоє є царство, і сила, і слава, Отця, і Сина, і Святого Духа, нині і повсякчас, і на віки </w:t>
-      </w:r>
-      <w:r>
-        <w:rPr>
-          <w:rFonts w:ascii="Times New Roman" w:hAnsi="Times New Roman"/>
-          <w:sz w:val="24"/>
-        </w:rPr>
-        <w:t>віків.</w:t>
-      </w:r>
     </w:p>
     <w:p>
       <w:pPr>
@@ -4276,309 +4538,6 @@
           <w:color w:val="FF0000"/>
           <w:sz w:val="24"/>
         </w:rPr>
-        <w:t xml:space="preserve">Кондак Отців (г. 6): </w:t>
-      </w:r>
-      <w:r>
-        <w:rPr>
-          <w:rFonts w:ascii="Times New Roman" w:hAnsi="Times New Roman"/>
-          <w:sz w:val="24"/>
-        </w:rPr>
-        <w:t>Апостолів проповідування і отців догмати* єдину віру утвердили Церкві,* яка і ризу істини з богослов’я вишнього носячи* право править, і славить* благочестя велике таїнство.</w:t>
-      </w:r>
-    </w:p>
-    <w:p>
-      <w:pPr>
-        <w:spacing w:line="240" w:lineRule="auto"/>
-        <w:rPr>
-          <w:rFonts w:ascii="Times New Roman" w:hAnsi="Times New Roman"/>
-          <w:sz w:val="24"/>
-        </w:rPr>
-      </w:pPr>
-      <w:r>
-        <w:rPr>
-          <w:rFonts w:ascii="Times New Roman" w:hAnsi="Times New Roman"/>
-          <w:sz w:val="24"/>
-        </w:rPr>
-        <w:t xml:space="preserve">Господи, помилуй </w:t>
-      </w:r>
-      <w:r>
-        <w:rPr>
-          <w:rFonts w:ascii="Times New Roman" w:hAnsi="Times New Roman"/>
-          <w:i/>
-          <w:color w:val="FF0000"/>
-          <w:sz w:val="24"/>
-        </w:rPr>
-        <w:t>(40 р.)</w:t>
-      </w:r>
-      <w:r>
-        <w:rPr>
-          <w:rFonts w:ascii="Times New Roman" w:hAnsi="Times New Roman"/>
-          <w:sz w:val="24"/>
-        </w:rPr>
-        <w:t>.</w:t>
-      </w:r>
-    </w:p>
-    <w:p>
-      <w:pPr>
-        <w:spacing w:line="240" w:lineRule="auto"/>
-        <w:rPr>
-          <w:rFonts w:ascii="Times New Roman" w:hAnsi="Times New Roman"/>
-          <w:sz w:val="24"/>
-        </w:rPr>
-      </w:pPr>
-      <w:r>
-        <w:rPr>
-          <w:rFonts w:ascii="Times New Roman" w:hAnsi="Times New Roman"/>
-          <w:sz w:val="24"/>
-        </w:rPr>
-        <w:t xml:space="preserve">Ти, що повсякчас і кожної години на небі й на землі приймаєш поклін і славу, Боже добрий, довготерпеливий й многомилостивий, що праведних любиш, і грішних милуєш, і всіх кличеш до спасіння, заради обіцянки майбутніх благ! Прийми, Господи, в цю хвилину й наші молитви і спрямуй життя наше до твоїх заповідей. Душі наші освяти, тіла очисти, думки наші направ, розум очисти й протверези, і визволь нас від усякої скорботи, лиха й слабування. Захисти нас святими ангелами твоїми, щоб ми, їх охороною збережені й напоумлені, осягнули єдність віри та зрозуміння неприступної твоєї слави, бо ти благословенний на віки </w:t>
-      </w:r>
-      <w:r>
-        <w:rPr>
-          <w:rFonts w:ascii="Times New Roman" w:hAnsi="Times New Roman"/>
-          <w:sz w:val="24"/>
-        </w:rPr>
-        <w:t>віків.</w:t>
-      </w:r>
-      <w:r>
-        <w:rPr>
-          <w:rFonts w:ascii="Times New Roman" w:hAnsi="Times New Roman"/>
-          <w:sz w:val="24"/>
-        </w:rPr>
-        <w:t xml:space="preserve"> Амінь.</w:t>
-      </w:r>
-    </w:p>
-    <w:p>
-      <w:pPr>
-        <w:spacing w:line="240" w:lineRule="auto"/>
-        <w:rPr>
-          <w:rFonts w:ascii="Times New Roman" w:hAnsi="Times New Roman"/>
-          <w:sz w:val="24"/>
-        </w:rPr>
-      </w:pPr>
-      <w:r>
-        <w:rPr>
-          <w:rFonts w:ascii="Times New Roman" w:hAnsi="Times New Roman"/>
-          <w:sz w:val="24"/>
-        </w:rPr>
-        <w:t xml:space="preserve">Господи, помилуй </w:t>
-      </w:r>
-      <w:r>
-        <w:rPr>
-          <w:rFonts w:ascii="Times New Roman" w:hAnsi="Times New Roman"/>
-          <w:i/>
-          <w:color w:val="FF0000"/>
-          <w:sz w:val="24"/>
-        </w:rPr>
-        <w:t>(3 р.)</w:t>
-      </w:r>
-      <w:r>
-        <w:rPr>
-          <w:rFonts w:ascii="Times New Roman" w:hAnsi="Times New Roman"/>
-          <w:sz w:val="24"/>
-        </w:rPr>
-        <w:t>.</w:t>
-      </w:r>
-    </w:p>
-    <w:p>
-      <w:pPr>
-        <w:spacing w:line="240" w:lineRule="auto"/>
-        <w:rPr>
-          <w:rFonts w:ascii="Times New Roman" w:hAnsi="Times New Roman"/>
-          <w:sz w:val="24"/>
-        </w:rPr>
-      </w:pPr>
-      <w:r>
-        <w:rPr>
-          <w:rFonts w:ascii="Times New Roman" w:hAnsi="Times New Roman"/>
-          <w:sz w:val="24"/>
-        </w:rPr>
-        <w:t xml:space="preserve">Слава Отцю, і Сину, і Святому Духові,* і нині і повсякчас, і на віки </w:t>
-      </w:r>
-      <w:r>
-        <w:rPr>
-          <w:rFonts w:ascii="Times New Roman" w:hAnsi="Times New Roman"/>
-          <w:sz w:val="24"/>
-        </w:rPr>
-        <w:t>віків.</w:t>
-      </w:r>
-      <w:r>
-        <w:rPr>
-          <w:rFonts w:ascii="Times New Roman" w:hAnsi="Times New Roman"/>
-          <w:sz w:val="24"/>
-        </w:rPr>
-        <w:t xml:space="preserve"> Амінь.</w:t>
-      </w:r>
-    </w:p>
-    <w:p>
-      <w:pPr>
-        <w:spacing w:line="240" w:lineRule="auto"/>
-        <w:rPr>
-          <w:rFonts w:ascii="Times New Roman" w:hAnsi="Times New Roman"/>
-          <w:sz w:val="24"/>
-        </w:rPr>
-      </w:pPr>
-      <w:r>
-        <w:rPr>
-          <w:rFonts w:ascii="Times New Roman" w:hAnsi="Times New Roman"/>
-          <w:sz w:val="24"/>
-        </w:rPr>
-        <w:t xml:space="preserve">Чеснішу від херувимів і незрівнянно славнішу і від серафимів,* що без зотління Бога Слово породила,* сущу Богородицю, тебе величаємо. </w:t>
-      </w:r>
-    </w:p>
-    <w:p>
-      <w:pPr>
-        <w:spacing w:line="240" w:lineRule="auto"/>
-        <w:rPr>
-          <w:rFonts w:ascii="Times New Roman" w:hAnsi="Times New Roman"/>
-          <w:sz w:val="24"/>
-        </w:rPr>
-      </w:pPr>
-      <w:r>
-        <w:rPr>
-          <w:rFonts w:ascii="Times New Roman" w:hAnsi="Times New Roman"/>
-          <w:sz w:val="24"/>
-        </w:rPr>
-        <w:t>Іменем Господнім благослови, отче!</w:t>
-      </w:r>
-    </w:p>
-    <w:p>
-      <w:pPr>
-        <w:spacing w:line="240" w:lineRule="auto"/>
-        <w:rPr>
-          <w:rFonts w:ascii="Times New Roman" w:hAnsi="Times New Roman"/>
-          <w:sz w:val="24"/>
-        </w:rPr>
-      </w:pPr>
-      <w:r>
-        <w:rPr>
-          <w:rFonts w:ascii="Times New Roman" w:hAnsi="Times New Roman"/>
-          <w:i/>
-          <w:color w:val="FF0000"/>
-          <w:sz w:val="24"/>
-        </w:rPr>
-        <w:t xml:space="preserve">Священик: </w:t>
-      </w:r>
-      <w:r>
-        <w:rPr>
-          <w:rFonts w:ascii="Times New Roman" w:hAnsi="Times New Roman"/>
-          <w:sz w:val="24"/>
-        </w:rPr>
-        <w:t>Молитвами святих отців наших, Господи Ісусе Христе Сине Божий, помилуй нас.</w:t>
-      </w:r>
-    </w:p>
-    <w:p>
-      <w:pPr>
-        <w:spacing w:line="240" w:lineRule="auto"/>
-        <w:rPr>
-          <w:rFonts w:ascii="Times New Roman" w:hAnsi="Times New Roman"/>
-          <w:sz w:val="24"/>
-        </w:rPr>
-      </w:pPr>
-      <w:r>
-        <w:rPr>
-          <w:rFonts w:ascii="Times New Roman" w:hAnsi="Times New Roman"/>
-          <w:i/>
-          <w:color w:val="FF0000"/>
-          <w:sz w:val="24"/>
-        </w:rPr>
-        <w:t xml:space="preserve">Вірні: </w:t>
-      </w:r>
-      <w:r>
-        <w:rPr>
-          <w:rFonts w:ascii="Times New Roman" w:hAnsi="Times New Roman"/>
-          <w:sz w:val="24"/>
-        </w:rPr>
-        <w:t>Амінь.</w:t>
-      </w:r>
-    </w:p>
-    <w:p>
-      <w:pPr>
-        <w:spacing w:line="240" w:lineRule="auto"/>
-        <w:jc w:val="center"/>
-        <w:rPr>
-          <w:rFonts w:ascii="Times New Roman" w:hAnsi="Times New Roman"/>
-          <w:b/>
-          <w:i/>
-          <w:sz w:val="24"/>
-        </w:rPr>
-      </w:pPr>
-      <w:r>
-        <w:rPr>
-          <w:rFonts w:ascii="Times New Roman" w:hAnsi="Times New Roman"/>
-          <w:b/>
-          <w:i/>
-          <w:color w:val="FF0000"/>
-          <w:sz w:val="24"/>
-        </w:rPr>
-        <w:t>Молитва на Час 3-ій</w:t>
-      </w:r>
-    </w:p>
-    <w:p>
-      <w:pPr>
-        <w:spacing w:line="240" w:lineRule="auto"/>
-        <w:rPr>
-          <w:rFonts w:ascii="Times New Roman" w:hAnsi="Times New Roman"/>
-          <w:sz w:val="24"/>
-        </w:rPr>
-      </w:pPr>
-      <w:r>
-        <w:rPr>
-          <w:rFonts w:ascii="Times New Roman" w:hAnsi="Times New Roman"/>
-          <w:sz w:val="24"/>
-        </w:rPr>
-        <w:t xml:space="preserve">Владико, Боже, Отче вседержителю, Господи Сину єдинородний, Ісусе Христе і Святий Душе – єдине Божество і єдина сило! Помилуй мене грішного і, якими задумами знаєш, спаси мене недостойного слугу твого, бо ти благословенний на віки </w:t>
-      </w:r>
-      <w:r>
-        <w:rPr>
-          <w:rFonts w:ascii="Times New Roman" w:hAnsi="Times New Roman"/>
-          <w:sz w:val="24"/>
-        </w:rPr>
-        <w:t>віків.</w:t>
-      </w:r>
-    </w:p>
-    <w:p>
-      <w:pPr>
-        <w:spacing w:line="240" w:lineRule="auto"/>
-        <w:rPr>
-          <w:rFonts w:ascii="Times New Roman" w:hAnsi="Times New Roman"/>
-          <w:sz w:val="24"/>
-        </w:rPr>
-      </w:pPr>
-      <w:r>
-        <w:rPr>
-          <w:rFonts w:ascii="Times New Roman" w:hAnsi="Times New Roman"/>
-          <w:i/>
-          <w:color w:val="FF0000"/>
-          <w:sz w:val="24"/>
-        </w:rPr>
-        <w:t xml:space="preserve">Вірні: </w:t>
-      </w:r>
-      <w:r>
-        <w:rPr>
-          <w:rFonts w:ascii="Times New Roman" w:hAnsi="Times New Roman"/>
-          <w:sz w:val="24"/>
-        </w:rPr>
-        <w:t>Амінь.</w:t>
-      </w:r>
-    </w:p>
-    <w:p>
-      <w:pPr>
-        <w:spacing w:line="240" w:lineRule="auto"/>
-        <w:rPr>
-          <w:rFonts w:ascii="Times New Roman" w:hAnsi="Times New Roman"/>
-          <w:i/>
-          <w:color w:val="FF0000"/>
-          <w:sz w:val="24"/>
-        </w:rPr>
-      </w:pPr>
-      <w:r>
-        <w:rPr>
-          <w:rFonts w:ascii="Times New Roman" w:hAnsi="Times New Roman"/>
-          <w:i/>
-          <w:color w:val="FF0000"/>
-          <w:sz w:val="24"/>
-        </w:rPr>
         <w:t>[У давніх часословах замість цієї молитви є інша:</w:t>
       </w:r>
       <w:r>
@@ -4586,32 +4545,25 @@
           <w:rFonts w:ascii="Times New Roman" w:hAnsi="Times New Roman"/>
           <w:sz w:val="24"/>
         </w:rPr>
-        <w:t xml:space="preserve"> Боже благодаті, ти змилосерджуєшся над нами кожного часу, утішенням Святого твого Духа. Благословимо тебе, бо Ти спас нас і в час </w:t>
-      </w:r>
-      <w:r>
-        <w:rPr>
-          <w:rFonts w:ascii="Times New Roman" w:hAnsi="Times New Roman"/>
+        <w:t xml:space="preserve"> Боже благодаті, ти змилосерджуєшся над нами кожного часу, утішенням Святого твого Духа. Благословимо тебе, бо Ти спас нас і в час цей, в який благодать Святого Духа на чистих апостолів Твоїх щедро зіслав єси. Прийми молитви всіх нас і спрямуй у час цей думки наші до духовного, щоб ми ходили в Дусі, а не в пожаданнях плоті, силою єдинородного Сина Твого, якому з Тобою належить слава і похвала, честь і прослава з Ним і з Святим Духом навіки віків.</w:t>
+      </w:r>
+    </w:p>
+    <w:p>
+      <w:pPr>
+        <w:spacing w:line="240" w:lineRule="auto"/>
+        <w:rPr>
+          <w:rFonts w:ascii="Times New Roman" w:hAnsi="Times New Roman"/>
+          <w:sz w:val="24"/>
+        </w:rPr>
+      </w:pPr>
+      <w:r>
+        <w:rPr>
+          <w:rFonts w:ascii="Times New Roman" w:hAnsi="Times New Roman"/>
+          <w:i/>
+          <w:color w:val="FF0000"/>
           <w:sz w:val="24"/>
         </w:rPr>
         <w:lastRenderedPageBreak/>
-        <w:t>цей, в який благодать Святого Духа на чистих апостолів Твоїх щедро зіслав єси. Прийми молитви всіх нас і спрямуй у час цей думки наші до духовного, щоб ми ходили в Дусі, а не в пожаданнях плоті, силою єдинородного Сина Твого, якому з Тобою належить слава і похвала, честь і прослава з Ним і з Святим Духом навіки віків.</w:t>
-      </w:r>
-    </w:p>
-    <w:p>
-      <w:pPr>
-        <w:spacing w:line="240" w:lineRule="auto"/>
-        <w:rPr>
-          <w:rFonts w:ascii="Times New Roman" w:hAnsi="Times New Roman"/>
-          <w:sz w:val="24"/>
-        </w:rPr>
-      </w:pPr>
-      <w:r>
-        <w:rPr>
-          <w:rFonts w:ascii="Times New Roman" w:hAnsi="Times New Roman"/>
-          <w:i/>
-          <w:color w:val="FF0000"/>
-          <w:sz w:val="24"/>
-        </w:rPr>
         <w:t xml:space="preserve">Вірні: </w:t>
       </w:r>
       <w:r>
@@ -4917,22 +4869,6 @@
           <w:rFonts w:ascii="Times New Roman" w:hAnsi="Times New Roman"/>
           <w:sz w:val="24"/>
         </w:rPr>
-        <w:t>Царю небесний, утішителю, Душе істини,* що всюди єси і все наповняєш,* скарбе дібр і життя подателю,* прийди і вселися в нас,* і очисти нас від усякої скверни,* і спаси, Благий, душі наші.</w:t>
-      </w:r>
-    </w:p>
-    <w:p>
-      <w:pPr>
-        <w:spacing w:line="240" w:lineRule="auto"/>
-        <w:rPr>
-          <w:rFonts w:ascii="Times New Roman" w:hAnsi="Times New Roman"/>
-          <w:sz w:val="24"/>
-        </w:rPr>
-      </w:pPr>
-      <w:r>
-        <w:rPr>
-          <w:rFonts w:ascii="Times New Roman" w:hAnsi="Times New Roman"/>
-          <w:sz w:val="24"/>
-        </w:rPr>
         <w:t xml:space="preserve">Святий Боже, святий Кріпкий, святий Безсмертний, помилуй нас </w:t>
       </w:r>
       <w:r>
@@ -5441,55 +5377,55 @@
           <w:rFonts w:ascii="Times New Roman" w:hAnsi="Times New Roman"/>
           <w:sz w:val="24"/>
         </w:rPr>
+        <w:t>Бо вони наносять мені лихо* і в гніві зо мною ворогують.</w:t>
+      </w:r>
+    </w:p>
+    <w:p>
+      <w:pPr>
+        <w:spacing w:line="240" w:lineRule="auto"/>
+        <w:rPr>
+          <w:rFonts w:ascii="Times New Roman" w:hAnsi="Times New Roman"/>
+          <w:sz w:val="24"/>
+        </w:rPr>
+      </w:pPr>
+      <w:r>
+        <w:rPr>
+          <w:rFonts w:ascii="Times New Roman" w:hAnsi="Times New Roman"/>
+          <w:sz w:val="24"/>
+        </w:rPr>
+        <w:t>Серце моє тремтить у мені,* і страхи смертні налягли на мене.</w:t>
+      </w:r>
+    </w:p>
+    <w:p>
+      <w:pPr>
+        <w:spacing w:line="240" w:lineRule="auto"/>
+        <w:rPr>
+          <w:rFonts w:ascii="Times New Roman" w:hAnsi="Times New Roman"/>
+          <w:sz w:val="24"/>
+        </w:rPr>
+      </w:pPr>
+      <w:r>
+        <w:rPr>
+          <w:rFonts w:ascii="Times New Roman" w:hAnsi="Times New Roman"/>
+          <w:sz w:val="24"/>
+        </w:rPr>
+        <w:t>Страх і тремтіння надійшли на мене* і жах оточив мене навколо.</w:t>
+      </w:r>
+    </w:p>
+    <w:p>
+      <w:pPr>
+        <w:spacing w:line="240" w:lineRule="auto"/>
+        <w:rPr>
+          <w:rFonts w:ascii="Times New Roman" w:hAnsi="Times New Roman"/>
+          <w:sz w:val="24"/>
+        </w:rPr>
+      </w:pPr>
+      <w:r>
+        <w:rPr>
+          <w:rFonts w:ascii="Times New Roman" w:hAnsi="Times New Roman"/>
+          <w:sz w:val="24"/>
+        </w:rPr>
         <w:lastRenderedPageBreak/>
-        <w:t>Бо вони наносять мені лихо* і в гніві зо мною ворогують.</w:t>
-      </w:r>
-    </w:p>
-    <w:p>
-      <w:pPr>
-        <w:spacing w:line="240" w:lineRule="auto"/>
-        <w:rPr>
-          <w:rFonts w:ascii="Times New Roman" w:hAnsi="Times New Roman"/>
-          <w:sz w:val="24"/>
-        </w:rPr>
-      </w:pPr>
-      <w:r>
-        <w:rPr>
-          <w:rFonts w:ascii="Times New Roman" w:hAnsi="Times New Roman"/>
-          <w:sz w:val="24"/>
-        </w:rPr>
-        <w:t>Серце моє тремтить у мені,* і страхи смертні налягли на мене.</w:t>
-      </w:r>
-    </w:p>
-    <w:p>
-      <w:pPr>
-        <w:spacing w:line="240" w:lineRule="auto"/>
-        <w:rPr>
-          <w:rFonts w:ascii="Times New Roman" w:hAnsi="Times New Roman"/>
-          <w:sz w:val="24"/>
-        </w:rPr>
-      </w:pPr>
-      <w:r>
-        <w:rPr>
-          <w:rFonts w:ascii="Times New Roman" w:hAnsi="Times New Roman"/>
-          <w:sz w:val="24"/>
-        </w:rPr>
-        <w:t>Страх і тремтіння надійшли на мене* і жах оточив мене навколо.</w:t>
-      </w:r>
-    </w:p>
-    <w:p>
-      <w:pPr>
-        <w:spacing w:line="240" w:lineRule="auto"/>
-        <w:rPr>
-          <w:rFonts w:ascii="Times New Roman" w:hAnsi="Times New Roman"/>
-          <w:sz w:val="24"/>
-        </w:rPr>
-      </w:pPr>
-      <w:r>
-        <w:rPr>
-          <w:rFonts w:ascii="Times New Roman" w:hAnsi="Times New Roman"/>
-          <w:sz w:val="24"/>
-        </w:rPr>
         <w:t>І я кажу: Коли б то в мене крила, як у голубки,* я полетів би і відпочив би.</w:t>
       </w:r>
     </w:p>
@@ -5926,55 +5862,55 @@
           <w:rFonts w:ascii="Times New Roman" w:hAnsi="Times New Roman"/>
           <w:sz w:val="24"/>
         </w:rPr>
+        <w:t>Бо Господь − твоє прибіжище,* Всевишній – твій захист.</w:t>
+      </w:r>
+    </w:p>
+    <w:p>
+      <w:pPr>
+        <w:spacing w:line="240" w:lineRule="auto"/>
+        <w:rPr>
+          <w:rFonts w:ascii="Times New Roman" w:hAnsi="Times New Roman"/>
+          <w:sz w:val="24"/>
+        </w:rPr>
+      </w:pPr>
+      <w:r>
+        <w:rPr>
+          <w:rFonts w:ascii="Times New Roman" w:hAnsi="Times New Roman"/>
+          <w:sz w:val="24"/>
+        </w:rPr>
+        <w:t>Ніяке лихо до тебе не приступить,* ніяка кара не підійде близько намету твого.</w:t>
+      </w:r>
+    </w:p>
+    <w:p>
+      <w:pPr>
+        <w:spacing w:line="240" w:lineRule="auto"/>
+        <w:rPr>
+          <w:rFonts w:ascii="Times New Roman" w:hAnsi="Times New Roman"/>
+          <w:sz w:val="24"/>
+        </w:rPr>
+      </w:pPr>
+      <w:r>
+        <w:rPr>
+          <w:rFonts w:ascii="Times New Roman" w:hAnsi="Times New Roman"/>
+          <w:sz w:val="24"/>
+        </w:rPr>
+        <w:t>Бо ангелам своїм він повелить про тебе,* щоб берегли тебе на всіх твоїх дорогах.</w:t>
+      </w:r>
+    </w:p>
+    <w:p>
+      <w:pPr>
+        <w:spacing w:line="240" w:lineRule="auto"/>
+        <w:rPr>
+          <w:rFonts w:ascii="Times New Roman" w:hAnsi="Times New Roman"/>
+          <w:sz w:val="24"/>
+        </w:rPr>
+      </w:pPr>
+      <w:r>
+        <w:rPr>
+          <w:rFonts w:ascii="Times New Roman" w:hAnsi="Times New Roman"/>
+          <w:sz w:val="24"/>
+        </w:rPr>
         <w:lastRenderedPageBreak/>
-        <w:t>Бо Господь − твоє прибіжище,* Всевишній – твій захист.</w:t>
-      </w:r>
-    </w:p>
-    <w:p>
-      <w:pPr>
-        <w:spacing w:line="240" w:lineRule="auto"/>
-        <w:rPr>
-          <w:rFonts w:ascii="Times New Roman" w:hAnsi="Times New Roman"/>
-          <w:sz w:val="24"/>
-        </w:rPr>
-      </w:pPr>
-      <w:r>
-        <w:rPr>
-          <w:rFonts w:ascii="Times New Roman" w:hAnsi="Times New Roman"/>
-          <w:sz w:val="24"/>
-        </w:rPr>
-        <w:t>Ніяке лихо до тебе не приступить,* ніяка кара не підійде близько намету твого.</w:t>
-      </w:r>
-    </w:p>
-    <w:p>
-      <w:pPr>
-        <w:spacing w:line="240" w:lineRule="auto"/>
-        <w:rPr>
-          <w:rFonts w:ascii="Times New Roman" w:hAnsi="Times New Roman"/>
-          <w:sz w:val="24"/>
-        </w:rPr>
-      </w:pPr>
-      <w:r>
-        <w:rPr>
-          <w:rFonts w:ascii="Times New Roman" w:hAnsi="Times New Roman"/>
-          <w:sz w:val="24"/>
-        </w:rPr>
-        <w:t>Бо ангелам своїм він повелить про тебе,* щоб берегли тебе на всіх твоїх дорогах.</w:t>
-      </w:r>
-    </w:p>
-    <w:p>
-      <w:pPr>
-        <w:spacing w:line="240" w:lineRule="auto"/>
-        <w:rPr>
-          <w:rFonts w:ascii="Times New Roman" w:hAnsi="Times New Roman"/>
-          <w:sz w:val="24"/>
-        </w:rPr>
-      </w:pPr>
-      <w:r>
-        <w:rPr>
-          <w:rFonts w:ascii="Times New Roman" w:hAnsi="Times New Roman"/>
-          <w:sz w:val="24"/>
-        </w:rPr>
         <w:t>І на руках тебе носитимуть,* щоб не спіткнулася нога твоя об камінь.</w:t>
       </w:r>
     </w:p>
@@ -6275,23 +6211,7 @@
           <w:rFonts w:ascii="Times New Roman" w:hAnsi="Times New Roman"/>
           <w:sz w:val="24"/>
         </w:rPr>
-        <w:t xml:space="preserve">Вознісся Ти у славі, Христе Боже наш, * радість сотворивши ученикам обітуванням Святого Духа, * утвердивши їх благословенням, * бо Ти єси Син Божий, </w:t>
-      </w:r>
-      <w:proofErr w:type="spellStart"/>
-      <w:r>
-        <w:rPr>
-          <w:rFonts w:ascii="Times New Roman" w:hAnsi="Times New Roman"/>
-          <w:sz w:val="24"/>
-        </w:rPr>
-        <w:t>ізбавитель</w:t>
-      </w:r>
-      <w:proofErr w:type="spellEnd"/>
-      <w:r>
-        <w:rPr>
-          <w:rFonts w:ascii="Times New Roman" w:hAnsi="Times New Roman"/>
-          <w:sz w:val="24"/>
-        </w:rPr>
-        <w:t xml:space="preserve"> світу.</w:t>
+        <w:t>Вознісся Ти у славі, Христе Боже наш, * радість сотворивши ученикам обітуванням Святого Духа, * утвердивши їх благословенням, * бо Ти єси Син Божий, ізбавитель світу.</w:t>
       </w:r>
     </w:p>
     <w:p>
@@ -6576,7 +6496,326 @@
           <w:color w:val="FF0000"/>
           <w:sz w:val="24"/>
         </w:rPr>
+        <w:t xml:space="preserve">Священик: </w:t>
+      </w:r>
+      <w:r>
+        <w:rPr>
+          <w:rFonts w:ascii="Times New Roman" w:hAnsi="Times New Roman"/>
+          <w:sz w:val="24"/>
+        </w:rPr>
+        <w:t xml:space="preserve">Бо твоє є царство, і сила, і слава, Отця, і Сина, і Святого Духа, нині і повсякчас, і на віки </w:t>
+      </w:r>
+      <w:r>
+        <w:rPr>
+          <w:rFonts w:ascii="Times New Roman" w:hAnsi="Times New Roman"/>
+          <w:sz w:val="24"/>
+        </w:rPr>
+        <w:t>віків.</w:t>
+      </w:r>
+    </w:p>
+    <w:p>
+      <w:pPr>
+        <w:spacing w:line="240" w:lineRule="auto"/>
+        <w:rPr>
+          <w:rFonts w:ascii="Times New Roman" w:hAnsi="Times New Roman"/>
+          <w:sz w:val="24"/>
+        </w:rPr>
+      </w:pPr>
+      <w:r>
+        <w:rPr>
+          <w:rFonts w:ascii="Times New Roman" w:hAnsi="Times New Roman"/>
+          <w:i/>
+          <w:color w:val="FF0000"/>
+          <w:sz w:val="24"/>
+        </w:rPr>
+        <w:t xml:space="preserve">Вірні: </w:t>
+      </w:r>
+      <w:r>
+        <w:rPr>
+          <w:rFonts w:ascii="Times New Roman" w:hAnsi="Times New Roman"/>
+          <w:sz w:val="24"/>
+        </w:rPr>
+        <w:t>Амінь.</w:t>
+      </w:r>
+    </w:p>
+    <w:p>
+      <w:pPr>
+        <w:spacing w:line="240" w:lineRule="auto"/>
+        <w:rPr>
+          <w:rFonts w:ascii="Times New Roman" w:hAnsi="Times New Roman"/>
+          <w:i/>
+          <w:color w:val="FF0000"/>
+          <w:sz w:val="24"/>
+        </w:rPr>
+      </w:pPr>
+      <w:r>
+        <w:rPr>
+          <w:rFonts w:ascii="Times New Roman" w:hAnsi="Times New Roman"/>
+          <w:i/>
+          <w:color w:val="FF0000"/>
+          <w:sz w:val="24"/>
+        </w:rPr>
         <w:lastRenderedPageBreak/>
+        <w:t xml:space="preserve">Кондак </w:t>
+      </w:r>
+      <w:r>
+        <w:rPr>
+          <w:rFonts w:ascii="Times New Roman" w:hAnsi="Times New Roman"/>
+          <w:i/>
+          <w:color w:val="FF0000"/>
+          <w:sz w:val="24"/>
+        </w:rPr>
+        <w:t>(</w:t>
+      </w:r>
+      <w:r>
+        <w:rPr>
+          <w:rFonts w:ascii="Times New Roman" w:hAnsi="Times New Roman"/>
+          <w:i/>
+          <w:color w:val="FF0000"/>
+          <w:sz w:val="24"/>
+        </w:rPr>
+        <w:t>г</w:t>
+      </w:r>
+      <w:r>
+        <w:rPr>
+          <w:rFonts w:ascii="Times New Roman" w:hAnsi="Times New Roman"/>
+          <w:i/>
+          <w:color w:val="FF0000"/>
+          <w:sz w:val="24"/>
+        </w:rPr>
+        <w:t>.</w:t>
+      </w:r>
+      <w:r>
+        <w:rPr>
+          <w:rFonts w:ascii="Times New Roman" w:hAnsi="Times New Roman"/>
+          <w:i/>
+          <w:color w:val="FF0000"/>
+          <w:sz w:val="24"/>
+        </w:rPr>
+        <w:t xml:space="preserve"> 6</w:t>
+      </w:r>
+      <w:r>
+        <w:rPr>
+          <w:rFonts w:ascii="Times New Roman" w:hAnsi="Times New Roman"/>
+          <w:i/>
+          <w:color w:val="FF0000"/>
+          <w:sz w:val="24"/>
+        </w:rPr>
+        <w:t>)</w:t>
+      </w:r>
+      <w:r>
+        <w:rPr>
+          <w:rFonts w:ascii="Times New Roman" w:hAnsi="Times New Roman"/>
+          <w:i/>
+          <w:color w:val="FF0000"/>
+          <w:sz w:val="24"/>
+        </w:rPr>
+        <w:t xml:space="preserve">: </w:t>
+      </w:r>
+      <w:r>
+        <w:rPr>
+          <w:rFonts w:ascii="Times New Roman" w:hAnsi="Times New Roman"/>
+          <w:sz w:val="24"/>
+        </w:rPr>
+        <w:t>Сповнивши промисел щодо нас * і те, що на землі, з’єднавши з небесним, * вознісся Ти у славі, Христе Боже наш, * ніяк не відлучаючись, але невідступно перебуваючи, * Ти кличеш до тих, що люблять Тебе: * Я з вами і ніхто проти вас.</w:t>
+      </w:r>
+    </w:p>
+    <w:p>
+      <w:pPr>
+        <w:spacing w:line="240" w:lineRule="auto"/>
+        <w:rPr>
+          <w:rFonts w:ascii="Times New Roman" w:hAnsi="Times New Roman"/>
+          <w:sz w:val="24"/>
+        </w:rPr>
+      </w:pPr>
+      <w:r>
+        <w:rPr>
+          <w:rFonts w:ascii="Times New Roman" w:hAnsi="Times New Roman"/>
+          <w:sz w:val="24"/>
+        </w:rPr>
+        <w:t xml:space="preserve">Господи, помилуй </w:t>
+      </w:r>
+      <w:r>
+        <w:rPr>
+          <w:rFonts w:ascii="Times New Roman" w:hAnsi="Times New Roman"/>
+          <w:i/>
+          <w:color w:val="FF0000"/>
+          <w:sz w:val="24"/>
+        </w:rPr>
+        <w:t>(40 р.)</w:t>
+      </w:r>
+      <w:r>
+        <w:rPr>
+          <w:rFonts w:ascii="Times New Roman" w:hAnsi="Times New Roman"/>
+          <w:sz w:val="24"/>
+        </w:rPr>
+        <w:t>.</w:t>
+      </w:r>
+    </w:p>
+    <w:p>
+      <w:pPr>
+        <w:spacing w:line="240" w:lineRule="auto"/>
+        <w:rPr>
+          <w:rFonts w:ascii="Times New Roman" w:hAnsi="Times New Roman"/>
+          <w:sz w:val="24"/>
+        </w:rPr>
+      </w:pPr>
+      <w:r>
+        <w:rPr>
+          <w:rFonts w:ascii="Times New Roman" w:hAnsi="Times New Roman"/>
+          <w:sz w:val="24"/>
+        </w:rPr>
+        <w:t xml:space="preserve">Ти, що повсякчас і кожної години на небі й на землі приймаєш поклін і славу, Боже добрий, довготерпеливий й многомилостивий, що праведних любиш, і грішних милуєш, і всіх кличеш до спасіння, заради обіцянки майбутніх благ! Прийми, Господи, в цю хвилину й наші молитви і спрямуй життя наше до твоїх заповідей. Душі наші освяти, тіла очисти, думки наші направ, розум очисти й протверези, і визволь нас від усякої скорботи, лиха й слабування. Захисти нас святими ангелами твоїми, щоб ми, їх охороною збережені й напоумлені, осягнули єдність віри та зрозуміння неприступної твоєї слави, бо ти благословенний на віки </w:t>
+      </w:r>
+      <w:r>
+        <w:rPr>
+          <w:rFonts w:ascii="Times New Roman" w:hAnsi="Times New Roman"/>
+          <w:sz w:val="24"/>
+        </w:rPr>
+        <w:t>віків.</w:t>
+      </w:r>
+      <w:r>
+        <w:rPr>
+          <w:rFonts w:ascii="Times New Roman" w:hAnsi="Times New Roman"/>
+          <w:sz w:val="24"/>
+        </w:rPr>
+        <w:t xml:space="preserve"> </w:t>
+      </w:r>
+    </w:p>
+    <w:p>
+      <w:pPr>
+        <w:spacing w:line="240" w:lineRule="auto"/>
+        <w:rPr>
+          <w:rFonts w:ascii="Times New Roman" w:hAnsi="Times New Roman"/>
+          <w:sz w:val="24"/>
+        </w:rPr>
+      </w:pPr>
+      <w:r>
+        <w:rPr>
+          <w:rFonts w:ascii="Times New Roman" w:hAnsi="Times New Roman"/>
+          <w:i/>
+          <w:color w:val="FF0000"/>
+          <w:sz w:val="24"/>
+        </w:rPr>
+        <w:t xml:space="preserve">Вірні: </w:t>
+      </w:r>
+      <w:r>
+        <w:rPr>
+          <w:rFonts w:ascii="Times New Roman" w:hAnsi="Times New Roman"/>
+          <w:sz w:val="24"/>
+        </w:rPr>
+        <w:t>Амінь.</w:t>
+      </w:r>
+    </w:p>
+    <w:p>
+      <w:pPr>
+        <w:spacing w:line="240" w:lineRule="auto"/>
+        <w:rPr>
+          <w:rFonts w:ascii="Times New Roman" w:hAnsi="Times New Roman"/>
+          <w:sz w:val="24"/>
+        </w:rPr>
+      </w:pPr>
+      <w:r>
+        <w:rPr>
+          <w:rFonts w:ascii="Times New Roman" w:hAnsi="Times New Roman"/>
+          <w:sz w:val="24"/>
+        </w:rPr>
+        <w:t xml:space="preserve">Господи, помилуй </w:t>
+      </w:r>
+      <w:r>
+        <w:rPr>
+          <w:rFonts w:ascii="Times New Roman" w:hAnsi="Times New Roman"/>
+          <w:i/>
+          <w:color w:val="FF0000"/>
+          <w:sz w:val="24"/>
+        </w:rPr>
+        <w:t>(3 р.)</w:t>
+      </w:r>
+      <w:r>
+        <w:rPr>
+          <w:rFonts w:ascii="Times New Roman" w:hAnsi="Times New Roman"/>
+          <w:sz w:val="24"/>
+        </w:rPr>
+        <w:t>.</w:t>
+      </w:r>
+    </w:p>
+    <w:p>
+      <w:pPr>
+        <w:spacing w:line="240" w:lineRule="auto"/>
+        <w:rPr>
+          <w:rFonts w:ascii="Times New Roman" w:hAnsi="Times New Roman"/>
+          <w:sz w:val="24"/>
+        </w:rPr>
+      </w:pPr>
+      <w:r>
+        <w:rPr>
+          <w:rFonts w:ascii="Times New Roman" w:hAnsi="Times New Roman"/>
+          <w:sz w:val="24"/>
+        </w:rPr>
+        <w:t xml:space="preserve">Слава Отцю, і Сину, і Святому Духові,* і нині і повсякчас, і на віки </w:t>
+      </w:r>
+      <w:r>
+        <w:rPr>
+          <w:rFonts w:ascii="Times New Roman" w:hAnsi="Times New Roman"/>
+          <w:sz w:val="24"/>
+        </w:rPr>
+        <w:t>віків.</w:t>
+      </w:r>
+      <w:r>
+        <w:rPr>
+          <w:rFonts w:ascii="Times New Roman" w:hAnsi="Times New Roman"/>
+          <w:sz w:val="24"/>
+        </w:rPr>
+        <w:t xml:space="preserve"> Амінь.</w:t>
+      </w:r>
+    </w:p>
+    <w:p>
+      <w:pPr>
+        <w:spacing w:line="240" w:lineRule="auto"/>
+        <w:rPr>
+          <w:rFonts w:ascii="Times New Roman" w:hAnsi="Times New Roman"/>
+          <w:sz w:val="24"/>
+        </w:rPr>
+      </w:pPr>
+      <w:r>
+        <w:rPr>
+          <w:rFonts w:ascii="Times New Roman" w:hAnsi="Times New Roman"/>
+          <w:sz w:val="24"/>
+        </w:rPr>
+        <w:t>Чеснішу від херувимів і незрівнянно славнішу і від серафимів,* що без зотління Бога Слово породила,* сущу Богородицю, тебе величаємо.</w:t>
+      </w:r>
+    </w:p>
+    <w:p>
+      <w:pPr>
+        <w:spacing w:line="240" w:lineRule="auto"/>
+        <w:rPr>
+          <w:rFonts w:ascii="Times New Roman" w:hAnsi="Times New Roman"/>
+          <w:sz w:val="24"/>
+        </w:rPr>
+      </w:pPr>
+      <w:r>
+        <w:rPr>
+          <w:rFonts w:ascii="Times New Roman" w:hAnsi="Times New Roman"/>
+          <w:sz w:val="24"/>
+        </w:rPr>
+        <w:t>Іменем Господнім благослови, отче!</w:t>
+      </w:r>
+    </w:p>
+    <w:p>
+      <w:pPr>
+        <w:spacing w:line="240" w:lineRule="auto"/>
+        <w:rPr>
+          <w:rFonts w:ascii="Times New Roman" w:hAnsi="Times New Roman"/>
+          <w:sz w:val="24"/>
+        </w:rPr>
+      </w:pPr>
+      <w:r>
+        <w:rPr>
+          <w:rFonts w:ascii="Times New Roman" w:hAnsi="Times New Roman"/>
+          <w:i/>
+          <w:color w:val="FF0000"/>
+          <w:sz w:val="24"/>
+        </w:rPr>
         <w:t xml:space="preserve">Священик: </w:t>
       </w:r>
       <w:r>
@@ -6584,325 +6823,6 @@
           <w:rFonts w:ascii="Times New Roman" w:hAnsi="Times New Roman"/>
           <w:sz w:val="24"/>
         </w:rPr>
-        <w:t xml:space="preserve">Бо твоє є царство, і сила, і слава, Отця, і Сина, і Святого Духа, нині і повсякчас, і на віки </w:t>
-      </w:r>
-      <w:r>
-        <w:rPr>
-          <w:rFonts w:ascii="Times New Roman" w:hAnsi="Times New Roman"/>
-          <w:sz w:val="24"/>
-        </w:rPr>
-        <w:t>віків.</w:t>
-      </w:r>
-    </w:p>
-    <w:p>
-      <w:pPr>
-        <w:spacing w:line="240" w:lineRule="auto"/>
-        <w:rPr>
-          <w:rFonts w:ascii="Times New Roman" w:hAnsi="Times New Roman"/>
-          <w:sz w:val="24"/>
-        </w:rPr>
-      </w:pPr>
-      <w:r>
-        <w:rPr>
-          <w:rFonts w:ascii="Times New Roman" w:hAnsi="Times New Roman"/>
-          <w:i/>
-          <w:color w:val="FF0000"/>
-          <w:sz w:val="24"/>
-        </w:rPr>
-        <w:t xml:space="preserve">Вірні: </w:t>
-      </w:r>
-      <w:r>
-        <w:rPr>
-          <w:rFonts w:ascii="Times New Roman" w:hAnsi="Times New Roman"/>
-          <w:sz w:val="24"/>
-        </w:rPr>
-        <w:t>Амінь.</w:t>
-      </w:r>
-    </w:p>
-    <w:p>
-      <w:pPr>
-        <w:spacing w:line="240" w:lineRule="auto"/>
-        <w:rPr>
-          <w:rFonts w:ascii="Times New Roman" w:hAnsi="Times New Roman"/>
-          <w:i/>
-          <w:color w:val="FF0000"/>
-          <w:sz w:val="24"/>
-        </w:rPr>
-      </w:pPr>
-      <w:r>
-        <w:rPr>
-          <w:rFonts w:ascii="Times New Roman" w:hAnsi="Times New Roman"/>
-          <w:i/>
-          <w:color w:val="FF0000"/>
-          <w:sz w:val="24"/>
-        </w:rPr>
-        <w:t xml:space="preserve">Кондак </w:t>
-      </w:r>
-      <w:r>
-        <w:rPr>
-          <w:rFonts w:ascii="Times New Roman" w:hAnsi="Times New Roman"/>
-          <w:i/>
-          <w:color w:val="FF0000"/>
-          <w:sz w:val="24"/>
-        </w:rPr>
-        <w:t>(</w:t>
-      </w:r>
-      <w:r>
-        <w:rPr>
-          <w:rFonts w:ascii="Times New Roman" w:hAnsi="Times New Roman"/>
-          <w:i/>
-          <w:color w:val="FF0000"/>
-          <w:sz w:val="24"/>
-        </w:rPr>
-        <w:t>г</w:t>
-      </w:r>
-      <w:r>
-        <w:rPr>
-          <w:rFonts w:ascii="Times New Roman" w:hAnsi="Times New Roman"/>
-          <w:i/>
-          <w:color w:val="FF0000"/>
-          <w:sz w:val="24"/>
-        </w:rPr>
-        <w:t>.</w:t>
-      </w:r>
-      <w:r>
-        <w:rPr>
-          <w:rFonts w:ascii="Times New Roman" w:hAnsi="Times New Roman"/>
-          <w:i/>
-          <w:color w:val="FF0000"/>
-          <w:sz w:val="24"/>
-        </w:rPr>
-        <w:t xml:space="preserve"> 6</w:t>
-      </w:r>
-      <w:r>
-        <w:rPr>
-          <w:rFonts w:ascii="Times New Roman" w:hAnsi="Times New Roman"/>
-          <w:i/>
-          <w:color w:val="FF0000"/>
-          <w:sz w:val="24"/>
-        </w:rPr>
-        <w:t>)</w:t>
-      </w:r>
-      <w:r>
-        <w:rPr>
-          <w:rFonts w:ascii="Times New Roman" w:hAnsi="Times New Roman"/>
-          <w:i/>
-          <w:color w:val="FF0000"/>
-          <w:sz w:val="24"/>
-        </w:rPr>
-        <w:t xml:space="preserve">: </w:t>
-      </w:r>
-      <w:r>
-        <w:rPr>
-          <w:rFonts w:ascii="Times New Roman" w:hAnsi="Times New Roman"/>
-          <w:sz w:val="24"/>
-        </w:rPr>
-        <w:t>Сповнивши промисел щодо нас * і те, що на землі, з’єднавши з небесним, * вознісся Ти у славі, Христе Боже наш, * ніяк не відлучаючись, але невідступно перебуваючи, * Ти кличеш до тих, що люблять Тебе: * Я з вами і ніхто проти вас.</w:t>
-      </w:r>
-    </w:p>
-    <w:p>
-      <w:pPr>
-        <w:spacing w:line="240" w:lineRule="auto"/>
-        <w:rPr>
-          <w:rFonts w:ascii="Times New Roman" w:hAnsi="Times New Roman"/>
-          <w:sz w:val="24"/>
-        </w:rPr>
-      </w:pPr>
-      <w:r>
-        <w:rPr>
-          <w:rFonts w:ascii="Times New Roman" w:hAnsi="Times New Roman"/>
-          <w:sz w:val="24"/>
-        </w:rPr>
-        <w:t xml:space="preserve">Господи, помилуй </w:t>
-      </w:r>
-      <w:r>
-        <w:rPr>
-          <w:rFonts w:ascii="Times New Roman" w:hAnsi="Times New Roman"/>
-          <w:i/>
-          <w:color w:val="FF0000"/>
-          <w:sz w:val="24"/>
-        </w:rPr>
-        <w:t>(40 р.)</w:t>
-      </w:r>
-      <w:r>
-        <w:rPr>
-          <w:rFonts w:ascii="Times New Roman" w:hAnsi="Times New Roman"/>
-          <w:sz w:val="24"/>
-        </w:rPr>
-        <w:t>.</w:t>
-      </w:r>
-    </w:p>
-    <w:p>
-      <w:pPr>
-        <w:spacing w:line="240" w:lineRule="auto"/>
-        <w:rPr>
-          <w:rFonts w:ascii="Times New Roman" w:hAnsi="Times New Roman"/>
-          <w:sz w:val="24"/>
-        </w:rPr>
-      </w:pPr>
-      <w:r>
-        <w:rPr>
-          <w:rFonts w:ascii="Times New Roman" w:hAnsi="Times New Roman"/>
-          <w:sz w:val="24"/>
-        </w:rPr>
-        <w:t xml:space="preserve">Ти, що повсякчас і кожної години на небі й на землі приймаєш поклін і славу, Боже добрий, довготерпеливий й многомилостивий, що праведних любиш, і грішних милуєш, і всіх кличеш до спасіння, заради обіцянки майбутніх благ! Прийми, Господи, в цю хвилину й наші молитви і спрямуй життя наше до твоїх заповідей. Душі наші освяти, тіла очисти, думки наші направ, розум очисти й протверези, і визволь нас від усякої скорботи, лиха й слабування. Захисти нас святими ангелами твоїми, щоб ми, їх охороною збережені й напоумлені, осягнули єдність віри та зрозуміння неприступної твоєї слави, бо ти благословенний на віки </w:t>
-      </w:r>
-      <w:r>
-        <w:rPr>
-          <w:rFonts w:ascii="Times New Roman" w:hAnsi="Times New Roman"/>
-          <w:sz w:val="24"/>
-        </w:rPr>
-        <w:t>віків.</w:t>
-      </w:r>
-      <w:r>
-        <w:rPr>
-          <w:rFonts w:ascii="Times New Roman" w:hAnsi="Times New Roman"/>
-          <w:sz w:val="24"/>
-        </w:rPr>
-        <w:t xml:space="preserve"> </w:t>
-      </w:r>
-    </w:p>
-    <w:p>
-      <w:pPr>
-        <w:spacing w:line="240" w:lineRule="auto"/>
-        <w:rPr>
-          <w:rFonts w:ascii="Times New Roman" w:hAnsi="Times New Roman"/>
-          <w:sz w:val="24"/>
-        </w:rPr>
-      </w:pPr>
-      <w:r>
-        <w:rPr>
-          <w:rFonts w:ascii="Times New Roman" w:hAnsi="Times New Roman"/>
-          <w:i/>
-          <w:color w:val="FF0000"/>
-          <w:sz w:val="24"/>
-        </w:rPr>
-        <w:t xml:space="preserve">Вірні: </w:t>
-      </w:r>
-      <w:r>
-        <w:rPr>
-          <w:rFonts w:ascii="Times New Roman" w:hAnsi="Times New Roman"/>
-          <w:sz w:val="24"/>
-        </w:rPr>
-        <w:t>Амінь.</w:t>
-      </w:r>
-    </w:p>
-    <w:p>
-      <w:pPr>
-        <w:spacing w:line="240" w:lineRule="auto"/>
-        <w:rPr>
-          <w:rFonts w:ascii="Times New Roman" w:hAnsi="Times New Roman"/>
-          <w:sz w:val="24"/>
-        </w:rPr>
-      </w:pPr>
-      <w:r>
-        <w:rPr>
-          <w:rFonts w:ascii="Times New Roman" w:hAnsi="Times New Roman"/>
-          <w:sz w:val="24"/>
-        </w:rPr>
-        <w:t xml:space="preserve">Господи, помилуй </w:t>
-      </w:r>
-      <w:r>
-        <w:rPr>
-          <w:rFonts w:ascii="Times New Roman" w:hAnsi="Times New Roman"/>
-          <w:i/>
-          <w:color w:val="FF0000"/>
-          <w:sz w:val="24"/>
-        </w:rPr>
-        <w:t>(3 р.)</w:t>
-      </w:r>
-      <w:r>
-        <w:rPr>
-          <w:rFonts w:ascii="Times New Roman" w:hAnsi="Times New Roman"/>
-          <w:sz w:val="24"/>
-        </w:rPr>
-        <w:t>.</w:t>
-      </w:r>
-    </w:p>
-    <w:p>
-      <w:pPr>
-        <w:spacing w:line="240" w:lineRule="auto"/>
-        <w:rPr>
-          <w:rFonts w:ascii="Times New Roman" w:hAnsi="Times New Roman"/>
-          <w:sz w:val="24"/>
-        </w:rPr>
-      </w:pPr>
-      <w:r>
-        <w:rPr>
-          <w:rFonts w:ascii="Times New Roman" w:hAnsi="Times New Roman"/>
-          <w:sz w:val="24"/>
-        </w:rPr>
-        <w:t xml:space="preserve">Слава Отцю, і Сину, і Святому Духові,* і нині і повсякчас, і на віки </w:t>
-      </w:r>
-      <w:r>
-        <w:rPr>
-          <w:rFonts w:ascii="Times New Roman" w:hAnsi="Times New Roman"/>
-          <w:sz w:val="24"/>
-        </w:rPr>
-        <w:t>віків.</w:t>
-      </w:r>
-      <w:r>
-        <w:rPr>
-          <w:rFonts w:ascii="Times New Roman" w:hAnsi="Times New Roman"/>
-          <w:sz w:val="24"/>
-        </w:rPr>
-        <w:t xml:space="preserve"> Амінь.</w:t>
-      </w:r>
-    </w:p>
-    <w:p>
-      <w:pPr>
-        <w:spacing w:line="240" w:lineRule="auto"/>
-        <w:rPr>
-          <w:rFonts w:ascii="Times New Roman" w:hAnsi="Times New Roman"/>
-          <w:sz w:val="24"/>
-        </w:rPr>
-      </w:pPr>
-      <w:r>
-        <w:rPr>
-          <w:rFonts w:ascii="Times New Roman" w:hAnsi="Times New Roman"/>
-          <w:sz w:val="24"/>
-        </w:rPr>
-        <w:t>Чеснішу від херувимів і незрівнянно славнішу і від серафимів,* що без зотління Бога Слово породила,* сущу Богородицю, тебе величаємо.</w:t>
-      </w:r>
-    </w:p>
-    <w:p>
-      <w:pPr>
-        <w:spacing w:line="240" w:lineRule="auto"/>
-        <w:rPr>
-          <w:rFonts w:ascii="Times New Roman" w:hAnsi="Times New Roman"/>
-          <w:sz w:val="24"/>
-        </w:rPr>
-      </w:pPr>
-      <w:r>
-        <w:rPr>
-          <w:rFonts w:ascii="Times New Roman" w:hAnsi="Times New Roman"/>
-          <w:sz w:val="24"/>
-        </w:rPr>
-        <w:t>Іменем Господнім благослови, отче!</w:t>
-      </w:r>
-    </w:p>
-    <w:p>
-      <w:pPr>
-        <w:spacing w:line="240" w:lineRule="auto"/>
-        <w:rPr>
-          <w:rFonts w:ascii="Times New Roman" w:hAnsi="Times New Roman"/>
-          <w:sz w:val="24"/>
-        </w:rPr>
-      </w:pPr>
-      <w:r>
-        <w:rPr>
-          <w:rFonts w:ascii="Times New Roman" w:hAnsi="Times New Roman"/>
-          <w:i/>
-          <w:color w:val="FF0000"/>
-          <w:sz w:val="24"/>
-        </w:rPr>
-        <w:t xml:space="preserve">Священик: </w:t>
-      </w:r>
-      <w:r>
-        <w:rPr>
-          <w:rFonts w:ascii="Times New Roman" w:hAnsi="Times New Roman"/>
-          <w:sz w:val="24"/>
-        </w:rPr>
         <w:t>Молитвами святих отців наших, Господи Ісусе Христе Сину Божий, помилуй нас.</w:t>
       </w:r>
     </w:p>
@@ -6912,7 +6832,7 @@
         <w:rPr>
           <w:rFonts w:ascii="Times New Roman" w:hAnsi="Times New Roman"/>
           <w:sz w:val="24"/>
-          <w:lang w:val="en-US"/>
+          <w:lang w:val="ru-MD"/>
         </w:rPr>
       </w:pPr>
       <w:r>
@@ -7295,22 +7215,6 @@
           <w:rFonts w:ascii="Times New Roman" w:hAnsi="Times New Roman"/>
           <w:sz w:val="24"/>
         </w:rPr>
-        <w:t>Царю небесний, утішителю, Душе істини,* що всюди єси і все наповняєш,* скарбе дібр і життя подателю,* прийди і вселися в нас,* і очисти нас від усякої скверни,* і спаси, Благий, душі наші.</w:t>
-      </w:r>
-    </w:p>
-    <w:p>
-      <w:pPr>
-        <w:spacing w:line="240" w:lineRule="auto"/>
-        <w:rPr>
-          <w:rFonts w:ascii="Times New Roman" w:hAnsi="Times New Roman"/>
-          <w:sz w:val="24"/>
-        </w:rPr>
-      </w:pPr>
-      <w:r>
-        <w:rPr>
-          <w:rFonts w:ascii="Times New Roman" w:hAnsi="Times New Roman"/>
-          <w:sz w:val="24"/>
-        </w:rPr>
         <w:t xml:space="preserve">Святий Боже, святий Кріпкий, святий Безсмертний, помилуй нас </w:t>
       </w:r>
       <w:r>
@@ -7815,23 +7719,23 @@
           <w:rFonts w:ascii="Times New Roman" w:hAnsi="Times New Roman"/>
           <w:sz w:val="24"/>
         </w:rPr>
+        <w:t>Бо один день у твоїх дворах ліпший, ніж тисяча деінде;* волію стояти на порозі дому Бога мого, ніж жити в наметах беззаконня.</w:t>
+      </w:r>
+    </w:p>
+    <w:p>
+      <w:pPr>
+        <w:spacing w:line="240" w:lineRule="auto"/>
+        <w:rPr>
+          <w:rFonts w:ascii="Times New Roman" w:hAnsi="Times New Roman"/>
+          <w:sz w:val="24"/>
+        </w:rPr>
+      </w:pPr>
+      <w:r>
+        <w:rPr>
+          <w:rFonts w:ascii="Times New Roman" w:hAnsi="Times New Roman"/>
+          <w:sz w:val="24"/>
+        </w:rPr>
         <w:lastRenderedPageBreak/>
-        <w:t>Бо один день у твоїх дворах ліпший, ніж тисяча деінде;* волію стояти на порозі дому Бога мого, ніж жити в наметах беззаконня.</w:t>
-      </w:r>
-    </w:p>
-    <w:p>
-      <w:pPr>
-        <w:spacing w:line="240" w:lineRule="auto"/>
-        <w:rPr>
-          <w:rFonts w:ascii="Times New Roman" w:hAnsi="Times New Roman"/>
-          <w:sz w:val="24"/>
-        </w:rPr>
-      </w:pPr>
-      <w:r>
-        <w:rPr>
-          <w:rFonts w:ascii="Times New Roman" w:hAnsi="Times New Roman"/>
-          <w:sz w:val="24"/>
-        </w:rPr>
         <w:t>Бо Господь Бог – сонце і щит. Господь дасть ласку й славу.* Він не відмовить блага тим, що ходять бездоганно.</w:t>
       </w:r>
     </w:p>
@@ -8318,23 +8222,23 @@
           <w:rFonts w:ascii="Times New Roman" w:hAnsi="Times New Roman"/>
           <w:sz w:val="24"/>
         </w:rPr>
+        <w:t>Бо милість твоя велика наді мною,* і ти вирятував мою душу з найглибшого аду.</w:t>
+      </w:r>
+    </w:p>
+    <w:p>
+      <w:pPr>
+        <w:spacing w:line="240" w:lineRule="auto"/>
+        <w:rPr>
+          <w:rFonts w:ascii="Times New Roman" w:hAnsi="Times New Roman"/>
+          <w:sz w:val="24"/>
+        </w:rPr>
+      </w:pPr>
+      <w:r>
+        <w:rPr>
+          <w:rFonts w:ascii="Times New Roman" w:hAnsi="Times New Roman"/>
+          <w:sz w:val="24"/>
+        </w:rPr>
         <w:lastRenderedPageBreak/>
-        <w:t>Бо милість твоя велика наді мною,* і ти вирятував мою душу з найглибшого аду.</w:t>
-      </w:r>
-    </w:p>
-    <w:p>
-      <w:pPr>
-        <w:spacing w:line="240" w:lineRule="auto"/>
-        <w:rPr>
-          <w:rFonts w:ascii="Times New Roman" w:hAnsi="Times New Roman"/>
-          <w:sz w:val="24"/>
-        </w:rPr>
-      </w:pPr>
-      <w:r>
-        <w:rPr>
-          <w:rFonts w:ascii="Times New Roman" w:hAnsi="Times New Roman"/>
-          <w:sz w:val="24"/>
-        </w:rPr>
         <w:t>О Боже, горді піднялись на мене,* і юрба насильників на життя моє чигає; вони й на тебе не вважають.</w:t>
       </w:r>
     </w:p>
@@ -8902,34 +8806,34 @@
           <w:color w:val="FF0000"/>
           <w:sz w:val="24"/>
         </w:rPr>
+        <w:t xml:space="preserve">Вірні: </w:t>
+      </w:r>
+      <w:r>
+        <w:rPr>
+          <w:rFonts w:ascii="Times New Roman" w:hAnsi="Times New Roman"/>
+          <w:sz w:val="24"/>
+        </w:rPr>
+        <w:t>Амінь.</w:t>
+      </w:r>
+    </w:p>
+    <w:p>
+      <w:pPr>
+        <w:spacing w:line="240" w:lineRule="auto"/>
+        <w:rPr>
+          <w:rFonts w:ascii="Times New Roman" w:hAnsi="Times New Roman"/>
+          <w:i/>
+          <w:color w:val="FF0000"/>
+          <w:sz w:val="24"/>
+        </w:rPr>
+      </w:pPr>
+      <w:r>
+        <w:rPr>
+          <w:rFonts w:ascii="Times New Roman" w:hAnsi="Times New Roman"/>
+          <w:i/>
+          <w:color w:val="FF0000"/>
+          <w:sz w:val="24"/>
+        </w:rPr>
         <w:lastRenderedPageBreak/>
-        <w:t xml:space="preserve">Вірні: </w:t>
-      </w:r>
-      <w:r>
-        <w:rPr>
-          <w:rFonts w:ascii="Times New Roman" w:hAnsi="Times New Roman"/>
-          <w:sz w:val="24"/>
-        </w:rPr>
-        <w:t>Амінь.</w:t>
-      </w:r>
-    </w:p>
-    <w:p>
-      <w:pPr>
-        <w:spacing w:line="240" w:lineRule="auto"/>
-        <w:rPr>
-          <w:rFonts w:ascii="Times New Roman" w:hAnsi="Times New Roman"/>
-          <w:i/>
-          <w:color w:val="FF0000"/>
-          <w:sz w:val="24"/>
-        </w:rPr>
-      </w:pPr>
-      <w:r>
-        <w:rPr>
-          <w:rFonts w:ascii="Times New Roman" w:hAnsi="Times New Roman"/>
-          <w:i/>
-          <w:color w:val="FF0000"/>
-          <w:sz w:val="24"/>
-        </w:rPr>
         <w:t xml:space="preserve">Кондак Отців (г. 6): </w:t>
       </w:r>
       <w:r>
